--- a/lab_6/epe_lab_6.docx
+++ b/lab_6/epe_lab_6.docx
@@ -529,7 +529,7 @@
           <w:u w:val="single"/>
           <w:lang w:val="ru-RU"/>
         </w:rPr>
-        <w:t>6</w:t>
+        <w:t>7</w:t>
       </w:r>
     </w:p>
     <w:p>
@@ -572,7 +572,7 @@
           <w:u w:val="single"/>
           <w:lang w:val="ru-RU"/>
         </w:rPr>
-        <w:t>Предварительная оценка параметров программного проекта</w:t>
+        <w:t>Экономика программной инженерии</w:t>
       </w:r>
       <w:r>
         <w:rPr>
@@ -636,7 +636,7 @@
           <w:szCs w:val="28"/>
           <w:lang w:val="ru-RU"/>
         </w:rPr>
-        <w:t xml:space="preserve">Контроль хода выполнения проекта </w:t>
+        <w:t xml:space="preserve">Оценка параметров программного проекта </w:t>
       </w:r>
     </w:p>
     <w:p>
@@ -660,7 +660,7 @@
           <w:szCs w:val="28"/>
           <w:lang w:val="ru-RU"/>
         </w:rPr>
-        <w:t>с помощью средств анализа затрат.</w:t>
+        <w:t>с использованием модели COCOMO II</w:t>
       </w:r>
       <w:r>
         <w:rPr>
@@ -670,13 +670,13 @@
           <w:szCs w:val="28"/>
           <w:lang w:val="ru-RU"/>
         </w:rPr>
-        <w:t xml:space="preserve"> </w:t>
+        <w:t xml:space="preserve">» </w:t>
       </w:r>
     </w:p>
     <w:p>
       <w:pPr>
         <w:pStyle w:val="Standard"/>
-        <w:spacing w:after="0"/>
+        <w:spacing w:after="0" w:line="240" w:lineRule="auto"/>
         <w:jc w:val="center"/>
         <w:rPr>
           <w:rFonts w:ascii="Times New Roman" w:eastAsia="Times New Roman" w:hAnsi="Times New Roman" w:cs="Times New Roman"/>
@@ -686,40 +686,6 @@
           <w:lang w:val="ru-RU"/>
         </w:rPr>
       </w:pPr>
-      <w:r>
-        <w:rPr>
-          <w:rFonts w:ascii="Times New Roman" w:eastAsia="Times New Roman" w:hAnsi="Times New Roman" w:cs="Times New Roman"/>
-          <w:color w:val="000000"/>
-          <w:sz w:val="36"/>
-          <w:szCs w:val="28"/>
-          <w:lang w:val="ru-RU"/>
-        </w:rPr>
-        <w:t>Работа с отчетами</w:t>
-      </w:r>
-      <w:r>
-        <w:rPr>
-          <w:rFonts w:ascii="Times New Roman" w:eastAsia="Times New Roman" w:hAnsi="Times New Roman" w:cs="Times New Roman"/>
-          <w:color w:val="000000"/>
-          <w:sz w:val="36"/>
-          <w:szCs w:val="28"/>
-          <w:lang w:val="ru-RU"/>
-        </w:rPr>
-        <w:t xml:space="preserve">» </w:t>
-      </w:r>
-    </w:p>
-    <w:p>
-      <w:pPr>
-        <w:pStyle w:val="Standard"/>
-        <w:spacing w:after="0" w:line="240" w:lineRule="auto"/>
-        <w:jc w:val="center"/>
-        <w:rPr>
-          <w:rFonts w:ascii="Times New Roman" w:eastAsia="Times New Roman" w:hAnsi="Times New Roman" w:cs="Times New Roman"/>
-          <w:color w:val="000000"/>
-          <w:sz w:val="36"/>
-          <w:szCs w:val="28"/>
-          <w:lang w:val="ru-RU"/>
-        </w:rPr>
-      </w:pPr>
     </w:p>
     <w:p>
       <w:pPr>
@@ -740,20 +706,13 @@
         <w:pStyle w:val="Standard"/>
         <w:spacing w:after="0" w:line="240" w:lineRule="auto"/>
         <w:rPr>
-          <w:rFonts w:ascii="Times New Roman" w:hAnsi="Times New Roman" w:cs="Times New Roman"/>
-          <w:lang w:val="ru-RU"/>
-        </w:rPr>
-      </w:pPr>
-      <w:r>
-        <w:rPr>
           <w:rFonts w:ascii="Times New Roman" w:eastAsia="Times New Roman" w:hAnsi="Times New Roman" w:cs="Times New Roman"/>
           <w:bCs/>
           <w:sz w:val="28"/>
           <w:szCs w:val="28"/>
           <w:lang w:val="ru-RU"/>
         </w:rPr>
-        <w:t>Студент</w:t>
-      </w:r>
+      </w:pPr>
       <w:r>
         <w:rPr>
           <w:rFonts w:ascii="Times New Roman" w:eastAsia="Times New Roman" w:hAnsi="Times New Roman" w:cs="Times New Roman"/>
@@ -762,7 +721,7 @@
           <w:szCs w:val="28"/>
           <w:lang w:val="ru-RU"/>
         </w:rPr>
-        <w:tab/>
+        <w:t>Студент</w:t>
       </w:r>
       <w:r>
         <w:rPr>
@@ -783,13 +742,8 @@
           <w:lang w:val="ru-RU"/>
         </w:rPr>
         <w:tab/>
-        <w:t>Пермякова Екатерина Дмитриевна</w:t>
-      </w:r>
-    </w:p>
-    <w:p>
-      <w:pPr>
-        <w:pStyle w:val="Standard"/>
-        <w:spacing w:after="0" w:line="240" w:lineRule="auto"/>
+      </w:r>
+      <w:r>
         <w:rPr>
           <w:rFonts w:ascii="Times New Roman" w:eastAsia="Times New Roman" w:hAnsi="Times New Roman" w:cs="Times New Roman"/>
           <w:bCs/>
@@ -797,7 +751,67 @@
           <w:szCs w:val="28"/>
           <w:lang w:val="ru-RU"/>
         </w:rPr>
-      </w:pPr>
+        <w:tab/>
+        <w:t>Пермякова Екатерина Дмитриевна</w:t>
+      </w:r>
+    </w:p>
+    <w:p>
+      <w:pPr>
+        <w:pStyle w:val="Standard"/>
+        <w:spacing w:after="0" w:line="240" w:lineRule="auto"/>
+        <w:rPr>
+          <w:rFonts w:ascii="Times New Roman" w:hAnsi="Times New Roman" w:cs="Times New Roman"/>
+          <w:sz w:val="28"/>
+          <w:szCs w:val="28"/>
+          <w:lang w:val="ru-RU"/>
+        </w:rPr>
+      </w:pPr>
+      <w:r>
+        <w:rPr>
+          <w:rFonts w:ascii="Times New Roman" w:hAnsi="Times New Roman" w:cs="Times New Roman"/>
+          <w:lang w:val="ru-RU"/>
+        </w:rPr>
+        <w:tab/>
+      </w:r>
+      <w:r>
+        <w:rPr>
+          <w:rFonts w:ascii="Times New Roman" w:hAnsi="Times New Roman" w:cs="Times New Roman"/>
+          <w:lang w:val="ru-RU"/>
+        </w:rPr>
+        <w:tab/>
+      </w:r>
+      <w:r>
+        <w:rPr>
+          <w:rFonts w:ascii="Times New Roman" w:hAnsi="Times New Roman" w:cs="Times New Roman"/>
+          <w:lang w:val="ru-RU"/>
+        </w:rPr>
+        <w:tab/>
+      </w:r>
+      <w:r>
+        <w:rPr>
+          <w:rFonts w:ascii="Times New Roman" w:hAnsi="Times New Roman" w:cs="Times New Roman"/>
+          <w:lang w:val="ru-RU"/>
+        </w:rPr>
+        <w:tab/>
+      </w:r>
+      <w:r>
+        <w:rPr>
+          <w:rFonts w:ascii="Times New Roman" w:hAnsi="Times New Roman" w:cs="Times New Roman"/>
+          <w:sz w:val="28"/>
+          <w:szCs w:val="28"/>
+          <w:lang w:val="ru-RU"/>
+        </w:rPr>
+        <w:t xml:space="preserve">Поляков Андрей </w:t>
+      </w:r>
+      <w:r>
+        <w:rPr>
+          <w:rFonts w:ascii="Times New Roman" w:hAnsi="Times New Roman" w:cs="Times New Roman"/>
+          <w:sz w:val="28"/>
+          <w:szCs w:val="28"/>
+          <w:lang w:val="ru-RU"/>
+        </w:rPr>
+        <w:t>…</w:t>
+      </w:r>
     </w:p>
     <w:p>
       <w:pPr>
@@ -811,7 +825,11 @@
           <w:lang w:val="ru-RU"/>
         </w:rPr>
       </w:pPr>
-      <w:r>
+    </w:p>
+    <w:p>
+      <w:pPr>
+        <w:pStyle w:val="Standard"/>
+        <w:spacing w:after="0" w:line="240" w:lineRule="auto"/>
         <w:rPr>
           <w:rFonts w:ascii="Times New Roman" w:eastAsia="Times New Roman" w:hAnsi="Times New Roman" w:cs="Times New Roman"/>
           <w:bCs/>
@@ -819,8 +837,7 @@
           <w:szCs w:val="28"/>
           <w:lang w:val="ru-RU"/>
         </w:rPr>
-        <w:t>Группа</w:t>
-      </w:r>
+      </w:pPr>
       <w:r>
         <w:rPr>
           <w:rFonts w:ascii="Times New Roman" w:eastAsia="Times New Roman" w:hAnsi="Times New Roman" w:cs="Times New Roman"/>
@@ -829,7 +846,7 @@
           <w:szCs w:val="28"/>
           <w:lang w:val="ru-RU"/>
         </w:rPr>
-        <w:tab/>
+        <w:t>Группа</w:t>
       </w:r>
       <w:r>
         <w:rPr>
@@ -850,7 +867,6 @@
           <w:lang w:val="ru-RU"/>
         </w:rPr>
         <w:tab/>
-        <w:t xml:space="preserve">ИУ7 – </w:t>
       </w:r>
       <w:r>
         <w:rPr>
@@ -860,7 +876,8 @@
           <w:szCs w:val="28"/>
           <w:lang w:val="ru-RU"/>
         </w:rPr>
-        <w:t>8</w:t>
+        <w:tab/>
+        <w:t xml:space="preserve">ИУ7 – </w:t>
       </w:r>
       <w:r>
         <w:rPr>
@@ -870,13 +887,9 @@
           <w:szCs w:val="28"/>
           <w:lang w:val="ru-RU"/>
         </w:rPr>
-        <w:t>2Б</w:t>
-      </w:r>
-    </w:p>
-    <w:p>
-      <w:pPr>
-        <w:pStyle w:val="Standard"/>
-        <w:spacing w:after="0" w:line="240" w:lineRule="auto"/>
+        <w:t>8</w:t>
+      </w:r>
+      <w:r>
         <w:rPr>
           <w:rFonts w:ascii="Times New Roman" w:eastAsia="Times New Roman" w:hAnsi="Times New Roman" w:cs="Times New Roman"/>
           <w:bCs/>
@@ -884,18 +897,13 @@
           <w:szCs w:val="28"/>
           <w:lang w:val="ru-RU"/>
         </w:rPr>
-      </w:pPr>
+        <w:t>2Б</w:t>
+      </w:r>
     </w:p>
     <w:p>
       <w:pPr>
         <w:pStyle w:val="Standard"/>
         <w:spacing w:after="0" w:line="240" w:lineRule="auto"/>
-        <w:rPr>
-          <w:rFonts w:ascii="Times New Roman" w:hAnsi="Times New Roman" w:cs="Times New Roman"/>
-          <w:lang w:val="ru-RU"/>
-        </w:rPr>
-      </w:pPr>
-      <w:r>
         <w:rPr>
           <w:rFonts w:ascii="Times New Roman" w:eastAsia="Times New Roman" w:hAnsi="Times New Roman" w:cs="Times New Roman"/>
           <w:bCs/>
@@ -903,8 +911,17 @@
           <w:szCs w:val="28"/>
           <w:lang w:val="ru-RU"/>
         </w:rPr>
-        <w:t>Преподаватель</w:t>
-      </w:r>
+      </w:pPr>
+    </w:p>
+    <w:p>
+      <w:pPr>
+        <w:pStyle w:val="Standard"/>
+        <w:spacing w:after="0" w:line="240" w:lineRule="auto"/>
+        <w:rPr>
+          <w:rFonts w:ascii="Times New Roman" w:hAnsi="Times New Roman" w:cs="Times New Roman"/>
+          <w:lang w:val="ru-RU"/>
+        </w:rPr>
+      </w:pPr>
       <w:r>
         <w:rPr>
           <w:rFonts w:ascii="Times New Roman" w:eastAsia="Times New Roman" w:hAnsi="Times New Roman" w:cs="Times New Roman"/>
@@ -913,7 +930,7 @@
           <w:szCs w:val="28"/>
           <w:lang w:val="ru-RU"/>
         </w:rPr>
-        <w:tab/>
+        <w:t>Преподаватель</w:t>
       </w:r>
       <w:r>
         <w:rPr>
@@ -933,13 +950,9 @@
           <w:szCs w:val="28"/>
           <w:lang w:val="ru-RU"/>
         </w:rPr>
-        <w:t>Барышникова Марина Юрьевна</w:t>
-      </w:r>
-    </w:p>
-    <w:p>
-      <w:pPr>
-        <w:pStyle w:val="Standard"/>
-        <w:spacing w:after="0" w:line="240" w:lineRule="auto"/>
+        <w:tab/>
+      </w:r>
+      <w:r>
         <w:rPr>
           <w:rFonts w:ascii="Times New Roman" w:eastAsia="Times New Roman" w:hAnsi="Times New Roman" w:cs="Times New Roman"/>
           <w:bCs/>
@@ -947,23 +960,13 @@
           <w:szCs w:val="28"/>
           <w:lang w:val="ru-RU"/>
         </w:rPr>
-      </w:pPr>
+        <w:t>Барышникова Марина Юрьевна</w:t>
+      </w:r>
     </w:p>
     <w:p>
       <w:pPr>
         <w:pStyle w:val="Standard"/>
         <w:spacing w:after="0" w:line="240" w:lineRule="auto"/>
-        <w:rPr>
-          <w:rFonts w:ascii="Times New Roman" w:hAnsi="Times New Roman" w:cs="Times New Roman"/>
-          <w:lang w:val="ru-RU"/>
-        </w:rPr>
-      </w:pPr>
-    </w:p>
-    <w:p>
-      <w:pPr>
-        <w:pStyle w:val="Standard"/>
-        <w:spacing w:after="0" w:line="240" w:lineRule="auto"/>
-        <w:jc w:val="center"/>
         <w:rPr>
           <w:rFonts w:ascii="Times New Roman" w:eastAsia="Times New Roman" w:hAnsi="Times New Roman" w:cs="Times New Roman"/>
           <w:bCs/>
@@ -978,6 +981,17 @@
         <w:pStyle w:val="Standard"/>
         <w:spacing w:after="0" w:line="240" w:lineRule="auto"/>
         <w:rPr>
+          <w:rFonts w:ascii="Times New Roman" w:hAnsi="Times New Roman" w:cs="Times New Roman"/>
+          <w:lang w:val="ru-RU"/>
+        </w:rPr>
+      </w:pPr>
+    </w:p>
+    <w:p>
+      <w:pPr>
+        <w:pStyle w:val="Standard"/>
+        <w:spacing w:after="0" w:line="240" w:lineRule="auto"/>
+        <w:jc w:val="center"/>
+        <w:rPr>
           <w:rFonts w:ascii="Times New Roman" w:eastAsia="Times New Roman" w:hAnsi="Times New Roman" w:cs="Times New Roman"/>
           <w:bCs/>
           <w:sz w:val="28"/>
@@ -1042,7 +1056,6 @@
       <w:pPr>
         <w:pStyle w:val="Standard"/>
         <w:spacing w:after="0" w:line="240" w:lineRule="auto"/>
-        <w:jc w:val="center"/>
         <w:rPr>
           <w:rFonts w:ascii="Times New Roman" w:eastAsia="Times New Roman" w:hAnsi="Times New Roman" w:cs="Times New Roman"/>
           <w:bCs/>
@@ -1056,6 +1069,20 @@
       <w:pPr>
         <w:pStyle w:val="Standard"/>
         <w:spacing w:after="0" w:line="240" w:lineRule="auto"/>
+        <w:jc w:val="center"/>
+        <w:rPr>
+          <w:rFonts w:ascii="Times New Roman" w:eastAsia="Times New Roman" w:hAnsi="Times New Roman" w:cs="Times New Roman"/>
+          <w:bCs/>
+          <w:sz w:val="28"/>
+          <w:szCs w:val="28"/>
+          <w:lang w:val="ru-RU"/>
+        </w:rPr>
+      </w:pPr>
+    </w:p>
+    <w:p>
+      <w:pPr>
+        <w:pStyle w:val="Standard"/>
+        <w:spacing w:after="0" w:line="240" w:lineRule="auto"/>
         <w:rPr>
           <w:rFonts w:ascii="Times New Roman" w:eastAsia="Times New Roman" w:hAnsi="Times New Roman" w:cs="Times New Roman"/>
           <w:i/>
@@ -1148,7 +1175,6 @@
           <w:sz w:val="28"/>
           <w:lang w:val="ru-RU"/>
         </w:rPr>
-        <w:lastRenderedPageBreak/>
         <w:t>202</w:t>
       </w:r>
       <w:r>
@@ -1172,43 +1198,60 @@
     </w:p>
     <w:p>
       <w:pPr>
-        <w:pStyle w:val="2"/>
-      </w:pPr>
-      <w:r>
-        <w:t>Содержание проекта:</w:t>
-      </w:r>
-    </w:p>
-    <w:p>
-      <w:r>
-        <w:t>Команда разработчиков из 16 человек занимается созданием карты города на основе собственного модуля отображения. Проект должен быть завершен в течение 6 месяцев. Бюджет проекта: 50 000 рублей.</w:t>
-      </w:r>
-    </w:p>
-    <w:p>
-      <w:pPr>
-        <w:pStyle w:val="2"/>
-      </w:pPr>
-      <w:r>
-        <w:t>Задание</w:t>
+        <w:pStyle w:val="Standard"/>
+        <w:spacing w:after="0" w:line="240" w:lineRule="auto"/>
+        <w:jc w:val="center"/>
+        <w:rPr>
+          <w:rFonts w:ascii="Times New Roman" w:eastAsia="Times New Roman" w:hAnsi="Times New Roman" w:cs="Times New Roman"/>
+          <w:iCs/>
+          <w:sz w:val="28"/>
+          <w:lang w:val="ru-RU"/>
+        </w:rPr>
+      </w:pPr>
+    </w:p>
+    <w:p>
+      <w:pPr>
+        <w:pStyle w:val="1"/>
+      </w:pPr>
+      <w:r>
+        <w:lastRenderedPageBreak/>
+        <w:t>Метод функциональных точек</w:t>
+      </w:r>
+    </w:p>
+    <w:p>
+      <w:r>
+        <w:t xml:space="preserve">Функциональная точка </w:t>
+      </w:r>
+      <w:r>
+        <w:t xml:space="preserve">– </w:t>
+      </w:r>
+      <w:r>
+        <w:t>это единица измерения, выражающая объем бизнес-функциональности,</w:t>
       </w:r>
       <w:r>
         <w:t xml:space="preserve"> </w:t>
       </w:r>
       <w:r>
-        <w:t xml:space="preserve">1: </w:t>
-      </w:r>
-      <w:r>
-        <w:t>Работа с таблицей освоенного объем</w:t>
-      </w:r>
-    </w:p>
-    <w:p>
-      <w:r>
-        <w:t>Дата отчета – 12 мая.</w:t>
-      </w:r>
-    </w:p>
-    <w:p/>
-    <w:p>
-      <w:r>
-        <w:t xml:space="preserve">Для каждой работы учитываются два компонента затрат: </w:t>
+        <w:t>которую программная система предоставляет пользователю</w:t>
+      </w:r>
+      <w:r>
+        <w:t>.</w:t>
+      </w:r>
+    </w:p>
+    <w:p>
+      <w:r>
+        <w:t>Определение числа функциональных точек является методом количественной оценки размера и сложности программной системы с точки зрения функций, которые система предоставляет пользователю</w:t>
+      </w:r>
+      <w:r>
+        <w:t>.</w:t>
+      </w:r>
+    </w:p>
+    <w:p>
+      <w:r>
+        <w:t>Функциональные типы данных и типы транзакций, используемые в методе функциональных точек</w:t>
+      </w:r>
+      <w:r>
+        <w:t>:</w:t>
       </w:r>
     </w:p>
     <w:p>
@@ -1216,11 +1259,18 @@
         <w:pStyle w:val="a4"/>
         <w:numPr>
           <w:ilvl w:val="0"/>
-          <w:numId w:val="29"/>
+          <w:numId w:val="32"/>
         </w:numPr>
       </w:pPr>
       <w:r>
-        <w:t xml:space="preserve">прямые, связанные с выполнением работ; </w:t>
+        <w:rPr>
+          <w:b/>
+          <w:bCs/>
+        </w:rPr>
+        <w:t>Внешний ввод</w:t>
+      </w:r>
+      <w:r>
+        <w:t xml:space="preserve"> (EI, транзакция, получающая данные от пользователя) — элементарный процесс, перемещающий данные из внешней среды в приложение. Данные могут поступать с экрана ввода или из другого приложения. Данные могут содержать как управляющую, так и деловую информацию. Обрабатываемые данные могут соответствовать одному или нескольким внутренним логическим файлам </w:t>
       </w:r>
     </w:p>
     <w:p>
@@ -1228,29 +1278,101 @@
         <w:pStyle w:val="a4"/>
         <w:numPr>
           <w:ilvl w:val="0"/>
-          <w:numId w:val="29"/>
+          <w:numId w:val="32"/>
         </w:numPr>
       </w:pPr>
       <w:r>
-        <w:t>косвенные, связанные с использованием ресурсов.</w:t>
-      </w:r>
-    </w:p>
-    <w:p>
-      <w:r>
-        <w:t>Полная сумма затрат на реализацию проекта в Project вычисляется по формуле:</w:t>
-      </w:r>
-    </w:p>
-    <w:p>
-      <w:r>
-        <w:rPr>
-          <w:noProof/>
-          <w:lang w:val="en-US"/>
-        </w:rPr>
+        <w:rPr>
+          <w:b/>
+          <w:bCs/>
+        </w:rPr>
+        <w:t>Внешний вывод</w:t>
+      </w:r>
+      <w:r>
+        <w:t xml:space="preserve"> (ЕО, </w:t>
+      </w:r>
+      <w:proofErr w:type="gramStart"/>
+      <w:r>
+        <w:t>транзакция</w:t>
+      </w:r>
+      <w:proofErr w:type="gramEnd"/>
+      <w:r>
+        <w:t xml:space="preserve"> передающая данные пользователю) — элементарный процесс, перемещающий данные, вычисленные в приложении, во внешнюю среду и связанный с созданием и/или обработкой выходной информации приложения — выходного отчета, документа, экранной формы </w:t>
+      </w:r>
+    </w:p>
+    <w:p>
+      <w:pPr>
+        <w:pStyle w:val="a4"/>
+        <w:numPr>
+          <w:ilvl w:val="0"/>
+          <w:numId w:val="32"/>
+        </w:numPr>
+      </w:pPr>
+      <w:r>
+        <w:rPr>
+          <w:b/>
+          <w:bCs/>
+        </w:rPr>
+        <w:t>Внешний запрос</w:t>
+      </w:r>
+      <w:r>
+        <w:t xml:space="preserve"> (EQ, интерактивный диалог с пользователем, требующий от него каких-либо действий) — элементарный процесс, состоящий из комбинации «запрос/ответ», не связанный с вычислением производных данных или обновлением внутренних логических файлов (базы данных) </w:t>
+      </w:r>
+    </w:p>
+    <w:p>
+      <w:pPr>
+        <w:pStyle w:val="a4"/>
+        <w:numPr>
+          <w:ilvl w:val="0"/>
+          <w:numId w:val="32"/>
+        </w:numPr>
+      </w:pPr>
+      <w:r>
+        <w:rPr>
+          <w:b/>
+          <w:bCs/>
+        </w:rPr>
+        <w:t>Внутренний логический файл</w:t>
+      </w:r>
+      <w:r>
+        <w:t xml:space="preserve"> (ILF, информация, которая используется во внутренних взаимодействиях системы) — выделяемые пользователем логически связанные группы данных или блоки управляющей информации, которые поддерживаются внутри продукта и обслуживаются через внешние вводы </w:t>
+      </w:r>
+    </w:p>
+    <w:p>
+      <w:pPr>
+        <w:pStyle w:val="a4"/>
+        <w:numPr>
+          <w:ilvl w:val="0"/>
+          <w:numId w:val="32"/>
+        </w:numPr>
+      </w:pPr>
+      <w:r>
+        <w:rPr>
+          <w:b/>
+          <w:bCs/>
+        </w:rPr>
+        <w:t>Внешний интерфейсный файл</w:t>
+      </w:r>
+      <w:r>
+        <w:t xml:space="preserve"> (EIF, файлы, участвующие во внешних взаимодействиях с другими системами) — выделяемые пользователем логически связанные группы данных или блоки управляющей информации, на которые ссылается продукт, но которые поддерживаются вне продукта</w:t>
+      </w:r>
+    </w:p>
+    <w:p>
+      <w:r>
+        <w:t>Ранг и оценка сложности внешних вводов</w:t>
+      </w:r>
+    </w:p>
+    <w:p>
+      <w:pPr>
+        <w:ind w:firstLine="0"/>
+        <w:jc w:val="center"/>
+      </w:pPr>
+      <w:r>
         <w:drawing>
-          <wp:inline distT="0" distB="0" distL="0" distR="0" wp14:anchorId="226B4856" wp14:editId="08C2E2E9">
-            <wp:extent cx="5734850" cy="800212"/>
+          <wp:inline distT="0" distB="0" distL="0" distR="0" wp14:anchorId="45E6653A" wp14:editId="4068A729">
+            <wp:extent cx="5663485" cy="957262"/>
             <wp:effectExtent l="0" t="0" r="0" b="0"/>
-            <wp:docPr id="2" name="Рисунок 2"/>
+            <wp:docPr id="7" name="Рисунок 7"/>
             <wp:cNvGraphicFramePr>
               <a:graphicFrameLocks xmlns:a="http://schemas.openxmlformats.org/drawingml/2006/main" noChangeAspect="1"/>
             </wp:cNvGraphicFramePr>
@@ -1270,7 +1392,7 @@
                   <pic:spPr>
                     <a:xfrm>
                       <a:off x="0" y="0"/>
-                      <a:ext cx="5734850" cy="800212"/>
+                      <a:ext cx="5724603" cy="967592"/>
                     </a:xfrm>
                     <a:prstGeom prst="rect">
                       <a:avLst/>
@@ -1282,234 +1404,29 @@
           </wp:inline>
         </w:drawing>
       </w:r>
-      <w:r>
-        <w:t>FixedCosti - прямые затраты для выполнения i-ой работы;</w:t>
-      </w:r>
     </w:p>
     <w:p>
       <w:pPr>
         <w:ind w:firstLine="0"/>
       </w:pPr>
       <w:r>
-        <w:t xml:space="preserve">Cost/Usej </w:t>
-      </w:r>
-      <w:r>
-        <w:t>–</w:t>
-      </w:r>
-      <w:r>
-        <w:t xml:space="preserve"> </w:t>
-      </w:r>
-      <w:r>
-        <w:t>(</w:t>
-      </w:r>
-      <w:r>
-        <w:t>косвенные</w:t>
-      </w:r>
-      <w:r>
-        <w:t>)</w:t>
-      </w:r>
-      <w:r>
-        <w:t xml:space="preserve"> </w:t>
-      </w:r>
-      <w:r>
-        <w:t>затраты на использование j–го ресурса;</w:t>
+        <w:tab/>
+      </w:r>
+      <w:r>
+        <w:t>Ранг и оценка сложности внешних выводов</w:t>
       </w:r>
     </w:p>
     <w:p>
       <w:pPr>
         <w:ind w:firstLine="0"/>
-      </w:pPr>
-      <w:r>
-        <w:t>StdRatej – тарифная стандартная часовая ставка для ресурсов j–го вида;</w:t>
-      </w:r>
-    </w:p>
-    <w:p>
-      <w:pPr>
-        <w:ind w:firstLine="0"/>
-      </w:pPr>
-      <w:r>
-        <w:t>OvtRatej – тарифная ставка для ресурсов j–го вида при условии перегрузки данного вида</w:t>
-      </w:r>
-      <w:r>
-        <w:t xml:space="preserve"> </w:t>
-      </w:r>
-      <w:r>
-        <w:t>(если этот показатель не задан, то этот показатель автоматически принимается равным</w:t>
-      </w:r>
-      <w:r>
-        <w:t xml:space="preserve"> </w:t>
-      </w:r>
-      <w:r>
-        <w:t>StdRatej);</w:t>
-      </w:r>
-    </w:p>
-    <w:p>
-      <w:pPr>
-        <w:ind w:firstLine="0"/>
-      </w:pPr>
-      <w:r>
-        <w:t>Unitsij – численность единиц ресурса j–го вида, назначенных для –ой работы;</w:t>
-      </w:r>
-    </w:p>
-    <w:p>
-      <w:pPr>
-        <w:ind w:firstLine="0"/>
-      </w:pPr>
-      <w:r>
-        <w:t>MaxUnitsj – наличная численность единиц j–го ресурса.</w:t>
-      </w:r>
-    </w:p>
-    <w:p/>
-    <w:p>
-      <w:r>
-        <w:t xml:space="preserve">Рассмотрим таблицу освоенного объема. «Вид» </w:t>
-      </w:r>
-      <w:r>
-        <w:t>-</w:t>
-      </w:r>
-      <w:r>
-        <w:t xml:space="preserve"> «Таблицы» - «Другие таблицы» - «Освоенный объем»</w:t>
-      </w:r>
-    </w:p>
-    <w:p>
-      <w:r>
-        <w:t>Данная таблица содержит следующие поля:</w:t>
-      </w:r>
-    </w:p>
-    <w:p>
-      <w:r>
-        <w:t xml:space="preserve">— </w:t>
-      </w:r>
-      <w:r>
-        <w:rPr>
-          <w:b/>
-          <w:bCs/>
-        </w:rPr>
-        <w:t>запланированный объем (3О)</w:t>
-      </w:r>
-      <w:r>
-        <w:t xml:space="preserve"> — это средства, которые были затрачены на выполнение задачи в период с начала проекта до выбранной даты отчета, если бы задача точно соответствовала графику и смете;</w:t>
-      </w:r>
-    </w:p>
-    <w:p>
-      <w:r>
-        <w:t xml:space="preserve">— </w:t>
-      </w:r>
-      <w:r>
-        <w:rPr>
-          <w:b/>
-          <w:bCs/>
-        </w:rPr>
-        <w:t>освоенный объем (OО)</w:t>
-      </w:r>
-      <w:r>
-        <w:t xml:space="preserve"> — это средства, которые были бы затрачены на выполнение задачи с самого начала проекта до выбранной даты отчета, если бы фактически выполненная работа оплачивалась согласно смете, т.е. это фактическое количество рабочих часов, оплачиваемых по сметным ставкам;</w:t>
-      </w:r>
-    </w:p>
-    <w:p>
+        <w:jc w:val="center"/>
+      </w:pPr>
       <w:r>
         <w:lastRenderedPageBreak/>
-        <w:t xml:space="preserve">— </w:t>
-      </w:r>
-      <w:r>
-        <w:rPr>
-          <w:b/>
-          <w:bCs/>
-        </w:rPr>
-        <w:t>фактические затраты (Ф3)</w:t>
-      </w:r>
-      <w:r>
-        <w:t xml:space="preserve"> — средства, фактически потраченные на задачи в период с начала проекта до выбранной даты отчета.</w:t>
-      </w:r>
-    </w:p>
-    <w:p>
-      <w:r>
-        <w:t xml:space="preserve">— </w:t>
-      </w:r>
-      <w:r>
-        <w:rPr>
-          <w:b/>
-          <w:bCs/>
-        </w:rPr>
-        <w:t>отклонение от календарного плана (ОКП)</w:t>
-      </w:r>
-      <w:r>
-        <w:t xml:space="preserve"> — позволяет вычислить несоответствие сметы, которое вызвано различием между плановым и фактическим объёмом работы, если это величина меньше 0, то проект опаздывает.</w:t>
-      </w:r>
-    </w:p>
-    <w:p>
-      <w:r>
-        <w:t xml:space="preserve">— </w:t>
-      </w:r>
-      <w:r>
-        <w:rPr>
-          <w:b/>
-          <w:bCs/>
-        </w:rPr>
-        <w:t>отклонение по стоимости (ОПС)</w:t>
-      </w:r>
-      <w:r>
-        <w:t xml:space="preserve"> — сравнивает сметную и фактическую стоимость выполненной работы и позволяет выделить несоответствие сметы, вызванные разницей стоимости ресурсов, если эта величина меньше нуля, то проект вышел за пределы сметы.</w:t>
-      </w:r>
-    </w:p>
-    <w:p>
-      <w:r>
-        <w:t xml:space="preserve">— </w:t>
-      </w:r>
-      <w:r>
-        <w:rPr>
-          <w:b/>
-          <w:bCs/>
-        </w:rPr>
-        <w:t>предварительная оценка по завершении (ПОПЗ)</w:t>
-      </w:r>
-      <w:r>
-        <w:t xml:space="preserve"> — отображает ожидаемые общие затраты для задачи, расчет которых основан на предположении, что оставшаяся часть работы будет выполнена в точном соответствии со сметой. (прогноз по завершении)</w:t>
-      </w:r>
-    </w:p>
-    <w:p>
-      <w:r>
-        <w:t xml:space="preserve">— </w:t>
-      </w:r>
-      <w:r>
-        <w:rPr>
-          <w:b/>
-          <w:bCs/>
-        </w:rPr>
-        <w:t>затраты по базовому плану (БПЗ)</w:t>
-      </w:r>
-      <w:r>
-        <w:t xml:space="preserve"> — показывают фиксированные затраты и стоимость ресурсов согласно базовому плану.</w:t>
-      </w:r>
-    </w:p>
-    <w:p>
-      <w:r>
-        <w:t xml:space="preserve">— </w:t>
-      </w:r>
-      <w:r>
-        <w:rPr>
-          <w:b/>
-          <w:bCs/>
-        </w:rPr>
-        <w:t>отклонение по завершению (ОПЗ)</w:t>
-      </w:r>
-      <w:r>
-        <w:t xml:space="preserve"> — разность между БПЗ и ПОПЗ, если эта величина отрицательна, то наблюдается перерасход средств.</w:t>
-      </w:r>
-    </w:p>
-    <w:p/>
-    <w:p>
-      <w:pPr>
-        <w:ind w:firstLine="0"/>
-      </w:pPr>
-      <w:r>
-        <w:rPr>
-          <w:noProof/>
-        </w:rPr>
         <w:drawing>
-          <wp:inline distT="0" distB="0" distL="0" distR="0" wp14:anchorId="58E79060" wp14:editId="58EAA7E0">
-            <wp:extent cx="6645910" cy="4279265"/>
-            <wp:effectExtent l="0" t="0" r="2540" b="6985"/>
+          <wp:inline distT="0" distB="0" distL="0" distR="0" wp14:anchorId="4CC6EB0D" wp14:editId="664C3759">
+            <wp:extent cx="5681663" cy="1093337"/>
+            <wp:effectExtent l="0" t="0" r="0" b="0"/>
             <wp:docPr id="9" name="Рисунок 9"/>
             <wp:cNvGraphicFramePr>
               <a:graphicFrameLocks xmlns:a="http://schemas.openxmlformats.org/drawingml/2006/main" noChangeAspect="1"/>
@@ -1530,7 +1447,7 @@
                   <pic:spPr>
                     <a:xfrm>
                       <a:off x="0" y="0"/>
-                      <a:ext cx="6645910" cy="4279265"/>
+                      <a:ext cx="5717058" cy="1100148"/>
                     </a:xfrm>
                     <a:prstGeom prst="rect">
                       <a:avLst/>
@@ -1544,292 +1461,21 @@
       </w:r>
     </w:p>
     <w:p>
+      <w:r>
+        <w:t>Ранг и оценка сложности внешних запросов</w:t>
+      </w:r>
+    </w:p>
+    <w:p>
       <w:pPr>
         <w:ind w:firstLine="0"/>
-      </w:pPr>
-    </w:p>
-    <w:p>
-      <w:pPr>
-        <w:ind w:firstLine="0"/>
-      </w:pPr>
-      <w:r>
-        <w:lastRenderedPageBreak/>
-        <w:t xml:space="preserve">На дату создания отчета освоенный объём (ОО) составил 18 747 руб, что меньше запланированного объема (ЗО) – 24 746 руб. </w:t>
-      </w:r>
-    </w:p>
-    <w:p>
-      <w:pPr>
-        <w:ind w:firstLine="0"/>
-      </w:pPr>
-      <w:r>
-        <w:t xml:space="preserve">Отклонение от календарного плана (ОКП) составило -5 999 руб, это </w:t>
-      </w:r>
-      <w:r>
-        <w:t>значит,</w:t>
-      </w:r>
-      <w:r>
-        <w:t xml:space="preserve"> что </w:t>
-      </w:r>
-      <w:r>
-        <w:t>работали больше</w:t>
-      </w:r>
-      <w:r>
-        <w:t xml:space="preserve"> (проект выполняется с отставанием)</w:t>
-      </w:r>
-      <w:r>
-        <w:t>.</w:t>
-      </w:r>
-    </w:p>
-    <w:p>
-      <w:pPr>
-        <w:ind w:firstLine="0"/>
-      </w:pPr>
-      <w:r>
-        <w:t>Отклонение по стоимости (ОПС) 2 698 руб, проект укладывается в смету, т е из-за того что ресурсы не были использованы в полном обьеме (т к если бы были то не было бы отставания по времени), то появились финансы (т к этим ресурсам не выдавались деньги когда они не используются) и эти финансы можно использовать чтобы нанять другие ресурсы.</w:t>
-      </w:r>
-    </w:p>
-    <w:p>
-      <w:pPr>
-        <w:ind w:firstLine="0"/>
-      </w:pPr>
-      <w:r>
-        <w:t xml:space="preserve">Предварительная оценка по завершении (ПОПЗ) 41 673 </w:t>
-      </w:r>
-      <w:r>
-        <w:t>–</w:t>
-      </w:r>
-      <w:r>
-        <w:t xml:space="preserve"> </w:t>
-      </w:r>
-      <w:r>
-        <w:t>при продолжении работы в том же темпе необходимо будет вложить в проект еще 41тыс рублей</w:t>
-      </w:r>
-    </w:p>
-    <w:p>
-      <w:pPr>
-        <w:ind w:firstLine="0"/>
-      </w:pPr>
-    </w:p>
-    <w:p>
-      <w:pPr>
-        <w:ind w:firstLine="0"/>
-        <w:rPr>
-          <w:b/>
-          <w:bCs/>
-        </w:rPr>
-      </w:pPr>
-      <w:r>
-        <w:rPr>
-          <w:b/>
-          <w:bCs/>
-        </w:rPr>
-        <w:t>Причины отложения ОКП и ОПС по задачам</w:t>
-      </w:r>
-    </w:p>
-    <w:tbl>
-      <w:tblPr>
-        <w:tblStyle w:val="a3"/>
-        <w:tblW w:w="0" w:type="auto"/>
-        <w:tblLook w:val="04A0" w:firstRow="1" w:lastRow="0" w:firstColumn="1" w:lastColumn="0" w:noHBand="0" w:noVBand="1"/>
-      </w:tblPr>
-      <w:tblGrid>
-        <w:gridCol w:w="10456"/>
-      </w:tblGrid>
-      <w:tr>
-        <w:tc>
-          <w:tcPr>
-            <w:tcW w:w="10456" w:type="dxa"/>
-          </w:tcPr>
-          <w:p>
-            <w:pPr>
-              <w:ind w:firstLine="0"/>
-            </w:pPr>
-            <w:r>
-              <w:t>ОКП &gt; 0 это означает, что проект выполняется с опережением</w:t>
-            </w:r>
-          </w:p>
-          <w:p>
-            <w:pPr>
-              <w:ind w:firstLine="0"/>
-            </w:pPr>
-            <w:r>
-              <w:t>ОПС &gt; 0 проект укладывается в смету.</w:t>
-            </w:r>
-          </w:p>
-          <w:p>
-            <w:pPr>
-              <w:ind w:firstLine="0"/>
-            </w:pPr>
-            <w:r>
-              <w:t>ОКП &lt; 0 это означает, что проект выполняется с отставанием. ОПС &gt; 0, то за счет этих средств можно выделить дополнительные ресурсы, чтобы ликвидировать отставание</w:t>
-            </w:r>
-          </w:p>
-          <w:p>
-            <w:pPr>
-              <w:ind w:firstLine="0"/>
-            </w:pPr>
-            <w:r>
-              <w:t>ОПС &lt; 0, то проект уже вышел за пределы сметы.</w:t>
-            </w:r>
-          </w:p>
-          <w:p>
-            <w:pPr>
-              <w:ind w:firstLine="0"/>
-            </w:pPr>
-            <w:r>
-              <w:t>ОПЗ &gt;0, проект укладывается в смету</w:t>
-            </w:r>
-          </w:p>
-          <w:p>
-            <w:pPr>
-              <w:ind w:firstLine="0"/>
-            </w:pPr>
-            <w:r>
-              <w:t>ОПЗ</w:t>
-            </w:r>
-            <w:r>
-              <w:t xml:space="preserve"> &lt;0 имеет место перерасход средств</w:t>
-            </w:r>
-          </w:p>
-        </w:tc>
-      </w:tr>
-    </w:tbl>
-    <w:p>
-      <w:pPr>
-        <w:ind w:firstLine="0"/>
-        <w:rPr>
-          <w:b/>
-          <w:bCs/>
-        </w:rPr>
-      </w:pPr>
-    </w:p>
-    <w:p>
-      <w:r>
-        <w:t xml:space="preserve">Задача </w:t>
-      </w:r>
-      <w:r>
-        <w:t>“</w:t>
-      </w:r>
-      <w:r>
-        <w:t>Создание рабочей версии ядра</w:t>
-      </w:r>
-      <w:r>
-        <w:t>”</w:t>
-      </w:r>
-      <w:r>
-        <w:t xml:space="preserve"> ОКП=-3342р, ОПС=-482р, ОПЗ=-3386р.</w:t>
-      </w:r>
-    </w:p>
-    <w:p>
-      <w:r>
-        <w:t>Задача выполняется с отставанием, вышел за пределы сметы и произошел перерасход средств</w:t>
-      </w:r>
-    </w:p>
-    <w:p>
-      <w:r>
-        <w:t>Задача была выполнена сс задержкой, так как с 4 апреля Ведущий программист был в на переобучении и работал только на 50% и это привело к задержкам по задачам.</w:t>
-      </w:r>
-    </w:p>
-    <w:p/>
-    <w:p>
-      <w:r>
-        <w:t xml:space="preserve">Задача </w:t>
-      </w:r>
-      <w:r>
-        <w:t>“Программирование средств обработки базы объектов”</w:t>
-      </w:r>
-      <w:r>
-        <w:t xml:space="preserve"> ОКП=-872, ОПС=205р, ОПЗ=402</w:t>
-      </w:r>
-    </w:p>
-    <w:p>
-      <w:r>
-        <w:t>Проект выполняется с отставанием. Можно выделить дополнительные ресурсы, чтобы ликвидировать отставание. Проект укладывается в смету.</w:t>
-      </w:r>
-    </w:p>
-    <w:p/>
-    <w:p>
-      <w:r>
-        <w:t xml:space="preserve">Задача </w:t>
-      </w:r>
-      <w:r>
-        <w:t>“Наполнение базы объектов”</w:t>
-      </w:r>
-      <w:r>
-        <w:t xml:space="preserve"> ОКП=-710, ОПС=0, ОПЗ=-10</w:t>
-      </w:r>
-    </w:p>
-    <w:p>
-      <w:r>
-        <w:lastRenderedPageBreak/>
-        <w:t>Проект выполняется с отставанием. Проект не укладывается в смету.</w:t>
-      </w:r>
-    </w:p>
-    <w:p/>
-    <w:p>
-      <w:pPr>
-        <w:pStyle w:val="2"/>
-      </w:pPr>
-      <w:r>
-        <w:t>Вывод</w:t>
-      </w:r>
-    </w:p>
-    <w:p>
-      <w:r>
-        <w:t xml:space="preserve">На момент даты отчета проект выполняется с </w:t>
-      </w:r>
-      <w:r>
-        <w:t>отставанием</w:t>
-      </w:r>
-      <w:r>
-        <w:t xml:space="preserve"> и не </w:t>
-      </w:r>
-      <w:r>
-        <w:t>укладывался</w:t>
-      </w:r>
-      <w:r>
-        <w:t xml:space="preserve"> в бюджет.</w:t>
-      </w:r>
-    </w:p>
-    <w:p/>
-    <w:p>
-      <w:pPr>
-        <w:pStyle w:val="2"/>
-      </w:pPr>
-      <w:r>
-        <w:t>Задание</w:t>
-      </w:r>
-      <w:r>
-        <w:t xml:space="preserve"> </w:t>
-      </w:r>
-      <w:r>
-        <w:t>2: Работа с отчетами проекта</w:t>
-      </w:r>
-    </w:p>
-    <w:p>
-      <w:r>
-        <w:t>«Отчет» -&gt; «Наглядные отчеты» -&gt; «Отчет о бюджетной стоимости»</w:t>
-      </w:r>
-    </w:p>
-    <w:p>
-      <w:r>
-        <w:t>На 13 неделе руководитель проекта будет испытывать наибольшую потребность в деньгах.</w:t>
-      </w:r>
-    </w:p>
-    <w:p/>
-    <w:p>
-      <w:pPr>
-        <w:ind w:firstLine="0"/>
-      </w:pPr>
-      <w:r>
-        <w:rPr>
-          <w:noProof/>
-        </w:rPr>
+        <w:jc w:val="center"/>
+      </w:pPr>
+      <w:r>
         <w:drawing>
-          <wp:inline distT="0" distB="0" distL="0" distR="0" wp14:anchorId="1C2DFCD0" wp14:editId="737522CB">
-            <wp:extent cx="6645910" cy="3789045"/>
-            <wp:effectExtent l="0" t="0" r="2540" b="1905"/>
-            <wp:docPr id="12" name="Рисунок 12"/>
+          <wp:inline distT="0" distB="0" distL="0" distR="0" wp14:anchorId="7516FE1E" wp14:editId="19B4A53C">
+            <wp:extent cx="5691188" cy="1598166"/>
+            <wp:effectExtent l="0" t="0" r="5080" b="2540"/>
+            <wp:docPr id="10" name="Рисунок 10"/>
             <wp:cNvGraphicFramePr>
               <a:graphicFrameLocks xmlns:a="http://schemas.openxmlformats.org/drawingml/2006/main" noChangeAspect="1"/>
             </wp:cNvGraphicFramePr>
@@ -1849,7 +1495,7 @@
                   <pic:spPr>
                     <a:xfrm>
                       <a:off x="0" y="0"/>
-                      <a:ext cx="6645910" cy="3789045"/>
+                      <a:ext cx="5709398" cy="1603280"/>
                     </a:xfrm>
                     <a:prstGeom prst="rect">
                       <a:avLst/>
@@ -1863,101 +1509,9 @@
       </w:r>
     </w:p>
     <w:p>
-      <w:pPr>
-        <w:ind w:firstLine="0"/>
-      </w:pPr>
-    </w:p>
-    <w:p>
-      <w:pPr>
-        <w:ind w:firstLine="0"/>
-      </w:pPr>
-    </w:p>
-    <w:p>
-      <w:pPr>
-        <w:ind w:firstLine="0"/>
-      </w:pPr>
-    </w:p>
-    <w:p>
-      <w:pPr>
-        <w:ind w:firstLine="0"/>
-      </w:pPr>
-    </w:p>
-    <w:p>
-      <w:pPr>
-        <w:ind w:firstLine="0"/>
-      </w:pPr>
-    </w:p>
-    <w:p>
-      <w:pPr>
-        <w:ind w:firstLine="0"/>
-      </w:pPr>
-    </w:p>
-    <w:p>
-      <w:pPr>
-        <w:ind w:firstLine="0"/>
-      </w:pPr>
-    </w:p>
-    <w:p>
-      <w:pPr>
-        <w:ind w:firstLine="0"/>
-      </w:pPr>
-    </w:p>
-    <w:p>
-      <w:pPr>
-        <w:ind w:firstLine="0"/>
-      </w:pPr>
-    </w:p>
-    <w:p>
-      <w:pPr>
-        <w:ind w:firstLine="0"/>
-      </w:pPr>
-      <w:r>
-        <w:t xml:space="preserve">Бюджетную стоимость превышают задачи – </w:t>
-      </w:r>
-      <w:r>
-        <w:t>“</w:t>
-      </w:r>
-      <w:r>
-        <w:t>Построение базы обьектов</w:t>
-      </w:r>
-      <w:r>
-        <w:t>”</w:t>
-      </w:r>
-      <w:r>
-        <w:t xml:space="preserve"> и </w:t>
-      </w:r>
-      <w:r>
-        <w:t>“</w:t>
-      </w:r>
-      <w:r>
-        <w:t xml:space="preserve">Создание ядра </w:t>
-      </w:r>
-      <w:r>
-        <w:rPr>
-          <w:lang w:val="en-US"/>
-        </w:rPr>
-        <w:t>GIS</w:t>
-      </w:r>
-      <w:r>
-        <w:t>”</w:t>
-      </w:r>
-      <w:r>
-        <w:t xml:space="preserve"> и </w:t>
-      </w:r>
-      <w:r>
-        <w:t>“</w:t>
-      </w:r>
-      <w:r>
-        <w:t>Тестирование сайта</w:t>
-      </w:r>
-      <w:r>
-        <w:t>”</w:t>
-      </w:r>
-    </w:p>
-    <w:p>
-      <w:pPr>
-        <w:ind w:firstLine="0"/>
-      </w:pPr>
+      <w:r>
+        <w:t>Ранг и оценка сложности внутренних логических файлов</w:t>
+      </w:r>
     </w:p>
     <w:p>
       <w:pPr>
@@ -1965,14 +1519,11 @@
         <w:jc w:val="center"/>
       </w:pPr>
       <w:r>
-        <w:rPr>
-          <w:noProof/>
-        </w:rPr>
         <w:drawing>
-          <wp:inline distT="0" distB="0" distL="0" distR="0" wp14:anchorId="37C705CB" wp14:editId="4635A7AE">
-            <wp:extent cx="4206330" cy="2981325"/>
-            <wp:effectExtent l="0" t="0" r="3810" b="0"/>
-            <wp:docPr id="13" name="Рисунок 13"/>
+          <wp:inline distT="0" distB="0" distL="0" distR="0" wp14:anchorId="7CFE4FF0" wp14:editId="6594437F">
+            <wp:extent cx="5705475" cy="1410832"/>
+            <wp:effectExtent l="0" t="0" r="0" b="0"/>
+            <wp:docPr id="3" name="Рисунок 3"/>
             <wp:cNvGraphicFramePr>
               <a:graphicFrameLocks xmlns:a="http://schemas.openxmlformats.org/drawingml/2006/main" noChangeAspect="1"/>
             </wp:cNvGraphicFramePr>
@@ -1992,7 +1543,7 @@
                   <pic:spPr>
                     <a:xfrm>
                       <a:off x="0" y="0"/>
-                      <a:ext cx="4212745" cy="2985872"/>
+                      <a:ext cx="5719703" cy="1414350"/>
                     </a:xfrm>
                     <a:prstGeom prst="rect">
                       <a:avLst/>
@@ -2007,106 +1558,22 @@
     </w:p>
     <w:p>
       <w:pPr>
+        <w:ind w:firstLine="708"/>
+      </w:pPr>
+      <w:r>
+        <w:t>Ранг и оценка сложности внешних интерфейсных файлов</w:t>
+      </w:r>
+    </w:p>
+    <w:p>
+      <w:pPr>
         <w:ind w:firstLine="0"/>
-      </w:pPr>
-    </w:p>
-    <w:p>
-      <w:pPr>
-        <w:pStyle w:val="1"/>
-      </w:pPr>
-      <w:r>
-        <w:t>Задание 3: Анализ вариантов декомпозиции работ в проекте</w:t>
-      </w:r>
-    </w:p>
-    <w:p>
-      <w:r>
-        <w:t>Каскадная модель жизненного цикла имеет следующий вид:</w:t>
-      </w:r>
-    </w:p>
-    <w:p>
-      <w:pPr>
-        <w:pStyle w:val="a4"/>
-        <w:numPr>
-          <w:ilvl w:val="0"/>
-          <w:numId w:val="30"/>
-        </w:numPr>
-      </w:pPr>
-      <w:r>
-        <w:t>анализ;</w:t>
-      </w:r>
-    </w:p>
-    <w:p>
-      <w:pPr>
-        <w:pStyle w:val="a4"/>
-        <w:numPr>
-          <w:ilvl w:val="0"/>
-          <w:numId w:val="30"/>
-        </w:numPr>
-      </w:pPr>
-      <w:r>
-        <w:t>проектирование;</w:t>
-      </w:r>
-    </w:p>
-    <w:p>
-      <w:pPr>
-        <w:pStyle w:val="a4"/>
-        <w:numPr>
-          <w:ilvl w:val="0"/>
-          <w:numId w:val="30"/>
-        </w:numPr>
-      </w:pPr>
-      <w:r>
-        <w:t>разработка;</w:t>
-      </w:r>
-    </w:p>
-    <w:p>
-      <w:pPr>
-        <w:pStyle w:val="a4"/>
-        <w:numPr>
-          <w:ilvl w:val="0"/>
-          <w:numId w:val="30"/>
-        </w:numPr>
-      </w:pPr>
-      <w:r>
-        <w:t>тестирование;</w:t>
-      </w:r>
-    </w:p>
-    <w:p>
-      <w:pPr>
-        <w:pStyle w:val="a4"/>
-        <w:numPr>
-          <w:ilvl w:val="0"/>
-          <w:numId w:val="30"/>
-        </w:numPr>
-      </w:pPr>
-      <w:r>
-        <w:t>техническая поддержка.</w:t>
-      </w:r>
-    </w:p>
-    <w:p>
-      <w:pPr>
-        <w:ind w:firstLine="0"/>
-      </w:pPr>
-      <w:r>
-        <w:t>Декомпозиция работ проекта в лабораторной работе 2</w:t>
-      </w:r>
-      <w:r>
-        <w:t>:</w:t>
-      </w:r>
-    </w:p>
-    <w:p>
-      <w:pPr>
-        <w:ind w:firstLine="0"/>
-      </w:pPr>
-      <w:r>
-        <w:rPr>
-          <w:noProof/>
-        </w:rPr>
-        <w:lastRenderedPageBreak/>
+        <w:jc w:val="center"/>
+      </w:pPr>
+      <w:r>
         <w:drawing>
-          <wp:inline distT="0" distB="0" distL="0" distR="0" wp14:anchorId="53872A08" wp14:editId="390BD679">
-            <wp:extent cx="6645910" cy="3057525"/>
-            <wp:effectExtent l="0" t="0" r="2540" b="9525"/>
+          <wp:inline distT="0" distB="0" distL="0" distR="0" wp14:anchorId="15C80D7E" wp14:editId="2F4E2A51">
+            <wp:extent cx="5667375" cy="1341846"/>
+            <wp:effectExtent l="0" t="0" r="0" b="0"/>
             <wp:docPr id="6" name="Рисунок 6"/>
             <wp:cNvGraphicFramePr>
               <a:graphicFrameLocks xmlns:a="http://schemas.openxmlformats.org/drawingml/2006/main" noChangeAspect="1"/>
@@ -2127,7 +1594,7 @@
                   <pic:spPr>
                     <a:xfrm>
                       <a:off x="0" y="0"/>
-                      <a:ext cx="6645910" cy="3057525"/>
+                      <a:ext cx="5711261" cy="1352237"/>
                     </a:xfrm>
                     <a:prstGeom prst="rect">
                       <a:avLst/>
@@ -2140,34 +1607,286 @@
         </w:drawing>
       </w:r>
     </w:p>
-    <w:p>
-      <w:pPr>
+    <w:p/>
+    <w:p/>
+    <w:p>
+      <w:r>
+        <w:t>Для оценки сложности используются следующие характеристики:</w:t>
+      </w:r>
+    </w:p>
+    <w:p>
+      <w:pPr>
+        <w:pStyle w:val="a4"/>
+        <w:numPr>
+          <w:ilvl w:val="0"/>
+          <w:numId w:val="33"/>
+        </w:numPr>
+      </w:pPr>
+      <w:r>
+        <w:rPr>
+          <w:b/>
+          <w:bCs/>
+        </w:rPr>
+        <w:t>RET (тип элемента записи)</w:t>
+      </w:r>
+      <w:r>
+        <w:t xml:space="preserve"> – </w:t>
+      </w:r>
+      <w:r>
+        <w:t>самая большая идентифицируемая пользователем логическая группа данных внутри ILF или EIF</w:t>
+      </w:r>
+    </w:p>
+    <w:p>
+      <w:pPr>
+        <w:pStyle w:val="a4"/>
+        <w:numPr>
+          <w:ilvl w:val="0"/>
+          <w:numId w:val="33"/>
+        </w:numPr>
+      </w:pPr>
+      <w:r>
+        <w:rPr>
+          <w:b/>
+          <w:bCs/>
+        </w:rPr>
+        <w:t>DET (тип элемента данных)</w:t>
+      </w:r>
+      <w:r>
+        <w:t xml:space="preserve"> – это уникальное поле данных </w:t>
+      </w:r>
+    </w:p>
+    <w:p>
+      <w:pPr>
+        <w:pStyle w:val="a4"/>
+        <w:numPr>
+          <w:ilvl w:val="0"/>
+          <w:numId w:val="33"/>
+        </w:numPr>
+      </w:pPr>
+      <w:r>
+        <w:rPr>
+          <w:b/>
+          <w:bCs/>
+        </w:rPr>
+        <w:t>FTR (файл типа ссылки)</w:t>
+      </w:r>
+      <w:r>
+        <w:t xml:space="preserve"> – </w:t>
+      </w:r>
+      <w:r>
+        <w:rPr>
+          <w:lang w:val="en-US"/>
+        </w:rPr>
+        <w:t>c</w:t>
+      </w:r>
+      <w:proofErr w:type="spellStart"/>
+      <w:r>
+        <w:t>колько</w:t>
+      </w:r>
+      <w:proofErr w:type="spellEnd"/>
+      <w:r>
+        <w:t xml:space="preserve"> разных файлов / таблиц (ILF или EIF) затрагивает одна транзакция (читает или меняет).</w:t>
+      </w:r>
+    </w:p>
+    <w:p>
+      <w:pPr>
+        <w:pStyle w:val="a4"/>
         <w:ind w:firstLine="0"/>
-      </w:pPr>
-      <w:r>
-        <w:t>Статистика по проекту в</w:t>
+        <w:rPr>
+          <w:b/>
+          <w:bCs/>
+        </w:rPr>
+      </w:pPr>
+    </w:p>
+    <w:p>
+      <w:pPr>
+        <w:pStyle w:val="a4"/>
+        <w:ind w:firstLine="0"/>
+      </w:pPr>
+      <w:r>
+        <w:t>Порядок расчета трудоемкости разработки ПО</w:t>
+      </w:r>
+      <w:r>
+        <w:t>:</w:t>
+      </w:r>
+    </w:p>
+    <w:p>
+      <w:pPr>
+        <w:pStyle w:val="a4"/>
+        <w:numPr>
+          <w:ilvl w:val="0"/>
+          <w:numId w:val="34"/>
+        </w:numPr>
+      </w:pPr>
+      <w:r>
+        <w:t>О</w:t>
+      </w:r>
+      <w:r>
+        <w:t>пределение количества функциональных типов данных для приложения</w:t>
+      </w:r>
+    </w:p>
+    <w:p>
+      <w:pPr>
+        <w:pStyle w:val="a4"/>
+        <w:numPr>
+          <w:ilvl w:val="0"/>
+          <w:numId w:val="34"/>
+        </w:numPr>
+      </w:pPr>
+      <w:r>
+        <w:lastRenderedPageBreak/>
+        <w:t>О</w:t>
+      </w:r>
+      <w:r>
+        <w:t>пределение количества связанных с каждым функциональным типом элементарных</w:t>
       </w:r>
       <w:r>
         <w:t xml:space="preserve"> </w:t>
       </w:r>
       <w:r>
-        <w:t>лабораторной работе 2:</w:t>
+        <w:t>данных (DET), элементарных записей (RET) и файлов типа ссылок (FTR)</w:t>
+      </w:r>
+    </w:p>
+    <w:p>
+      <w:pPr>
+        <w:pStyle w:val="a4"/>
+        <w:numPr>
+          <w:ilvl w:val="0"/>
+          <w:numId w:val="34"/>
+        </w:numPr>
+      </w:pPr>
+      <w:r>
+        <w:t xml:space="preserve"> </w:t>
+      </w:r>
+      <w:r>
+        <w:t>О</w:t>
+      </w:r>
+      <w:r>
+        <w:t>пределение сложности (в зависимости от количества DET, RET и FTR)</w:t>
+      </w:r>
+    </w:p>
+    <w:p>
+      <w:pPr>
+        <w:pStyle w:val="a4"/>
+        <w:numPr>
+          <w:ilvl w:val="0"/>
+          <w:numId w:val="34"/>
+        </w:numPr>
+      </w:pPr>
+      <w:r>
+        <w:t xml:space="preserve"> </w:t>
+      </w:r>
+      <w:r>
+        <w:t>П</w:t>
+      </w:r>
+      <w:r>
+        <w:t>одсчет количества функциональных точек приложения</w:t>
+      </w:r>
+    </w:p>
+    <w:p>
+      <w:pPr>
+        <w:pStyle w:val="a4"/>
+        <w:numPr>
+          <w:ilvl w:val="0"/>
+          <w:numId w:val="34"/>
+        </w:numPr>
+      </w:pPr>
+      <w:r>
+        <w:t xml:space="preserve"> </w:t>
+      </w:r>
+      <w:r>
+        <w:t>П</w:t>
+      </w:r>
+      <w:r>
+        <w:t>одсчет количества функциональных точек с учетом общих характеристик системы</w:t>
+      </w:r>
+    </w:p>
+    <w:p>
+      <w:pPr>
+        <w:pStyle w:val="a4"/>
+        <w:numPr>
+          <w:ilvl w:val="0"/>
+          <w:numId w:val="34"/>
+        </w:numPr>
+      </w:pPr>
+      <w:r>
+        <w:t xml:space="preserve"> </w:t>
+      </w:r>
+      <w:r>
+        <w:t>О</w:t>
+      </w:r>
+      <w:r>
+        <w:t>ценка трудоемкости разработки (с использованием различных статистических данных)</w:t>
+      </w:r>
+    </w:p>
+    <w:p/>
+    <w:p>
+      <w:pPr>
+        <w:rPr>
+          <w:b/>
+          <w:bCs/>
+        </w:rPr>
+      </w:pPr>
+      <w:r>
+        <w:rPr>
+          <w:b/>
+          <w:bCs/>
+        </w:rPr>
+        <w:t>Скорректированное количество функциональных</w:t>
+      </w:r>
+      <w:r>
+        <w:rPr>
+          <w:b/>
+          <w:bCs/>
+        </w:rPr>
+        <w:t xml:space="preserve"> </w:t>
+      </w:r>
+      <w:r>
+        <w:rPr>
+          <w:b/>
+          <w:bCs/>
+        </w:rPr>
+        <w:t>точек</w:t>
+      </w:r>
+      <w:r>
+        <w:rPr>
+          <w:b/>
+          <w:bCs/>
+        </w:rPr>
+        <w:t>:</w:t>
+      </w:r>
+    </w:p>
+    <w:p>
+      <w:r>
+        <w:t xml:space="preserve">FP = Общее количество * (0,65+ 0,01 *Σ </w:t>
+      </w:r>
+      <w:proofErr w:type="gramStart"/>
+      <w:r>
+        <w:t>Fi )</w:t>
+      </w:r>
+      <w:proofErr w:type="gramEnd"/>
+      <w:r>
+        <w:t>,</w:t>
+      </w:r>
+    </w:p>
+    <w:p>
+      <w:r>
+        <w:t>где Fi — 14 коэффициентов регулировки сложности</w:t>
+      </w:r>
+      <w:r>
+        <w:t>, от 0 до 5</w:t>
       </w:r>
     </w:p>
     <w:p>
       <w:pPr>
         <w:ind w:firstLine="0"/>
-        <w:jc w:val="center"/>
-      </w:pPr>
-      <w:r>
-        <w:rPr>
-          <w:noProof/>
-        </w:rPr>
+      </w:pPr>
+      <w:r>
         <w:drawing>
-          <wp:inline distT="0" distB="0" distL="0" distR="0" wp14:anchorId="6D0268AC" wp14:editId="10767716">
-            <wp:extent cx="4324954" cy="1981477"/>
+          <wp:inline distT="0" distB="0" distL="0" distR="0" wp14:anchorId="78EB0E28" wp14:editId="78716930">
+            <wp:extent cx="6843713" cy="3513402"/>
             <wp:effectExtent l="0" t="0" r="0" b="0"/>
-            <wp:docPr id="7" name="Рисунок 7"/>
+            <wp:docPr id="11" name="Рисунок 11"/>
             <wp:cNvGraphicFramePr>
               <a:graphicFrameLocks xmlns:a="http://schemas.openxmlformats.org/drawingml/2006/main" noChangeAspect="1"/>
             </wp:cNvGraphicFramePr>
@@ -2187,7 +1906,7 @@
                   <pic:spPr>
                     <a:xfrm>
                       <a:off x="0" y="0"/>
-                      <a:ext cx="4324954" cy="1981477"/>
+                      <a:ext cx="6846965" cy="3515071"/>
                     </a:xfrm>
                     <a:prstGeom prst="rect">
                       <a:avLst/>
@@ -2206,110 +1925,79 @@
       </w:pPr>
     </w:p>
     <w:p>
-      <w:pPr>
-        <w:ind w:firstLine="0"/>
-      </w:pPr>
-      <w:r>
-        <w:t>Декомпозиция работ проекта по каскадной модели:</w:t>
-      </w:r>
-    </w:p>
-    <w:p>
-      <w:pPr>
-        <w:ind w:firstLine="0"/>
-      </w:pPr>
-      <w:r>
-        <w:rPr>
-          <w:noProof/>
-        </w:rPr>
-        <w:drawing>
-          <wp:inline distT="0" distB="0" distL="0" distR="0" wp14:anchorId="45F17225" wp14:editId="44CA22C1">
-            <wp:extent cx="6645910" cy="2817495"/>
-            <wp:effectExtent l="0" t="0" r="2540" b="1905"/>
-            <wp:docPr id="20" name="Рисунок 20"/>
-            <wp:cNvGraphicFramePr>
-              <a:graphicFrameLocks xmlns:a="http://schemas.openxmlformats.org/drawingml/2006/main" noChangeAspect="1"/>
-            </wp:cNvGraphicFramePr>
-            <a:graphic xmlns:a="http://schemas.openxmlformats.org/drawingml/2006/main">
-              <a:graphicData uri="http://schemas.openxmlformats.org/drawingml/2006/picture">
-                <pic:pic xmlns:pic="http://schemas.openxmlformats.org/drawingml/2006/picture">
-                  <pic:nvPicPr>
-                    <pic:cNvPr id="1" name=""/>
-                    <pic:cNvPicPr/>
-                  </pic:nvPicPr>
-                  <pic:blipFill>
-                    <a:blip r:embed="rId15"/>
-                    <a:stretch>
-                      <a:fillRect/>
-                    </a:stretch>
-                  </pic:blipFill>
-                  <pic:spPr>
-                    <a:xfrm>
-                      <a:off x="0" y="0"/>
-                      <a:ext cx="6645910" cy="2817495"/>
-                    </a:xfrm>
-                    <a:prstGeom prst="rect">
-                      <a:avLst/>
-                    </a:prstGeom>
-                  </pic:spPr>
-                </pic:pic>
-              </a:graphicData>
-            </a:graphic>
-          </wp:inline>
-        </w:drawing>
-      </w:r>
-    </w:p>
-    <w:p>
-      <w:pPr>
-        <w:ind w:firstLine="0"/>
-      </w:pPr>
-      <w:r>
-        <w:t>Статистика по проекту по каскадной модели:</w:t>
-      </w:r>
-    </w:p>
-    <w:p>
-      <w:pPr>
-        <w:jc w:val="center"/>
-      </w:pPr>
-      <w:r>
-        <w:rPr>
-          <w:noProof/>
-        </w:rPr>
+      <w:r>
+        <w:t>Трудоемкость (трудозатраты) = FP * P</w:t>
+      </w:r>
+    </w:p>
+    <w:p>
+      <w:r>
+        <w:t>где:</w:t>
+      </w:r>
+      <w:r>
+        <w:t xml:space="preserve"> </w:t>
+      </w:r>
+      <w:r>
+        <w:t>FP — количество функциональных точек</w:t>
+      </w:r>
+      <w:r>
+        <w:t>;</w:t>
+      </w:r>
+      <w:r>
+        <w:t xml:space="preserve"> </w:t>
+      </w:r>
+      <w:r>
+        <w:t>P — средние затраты времени на реализацию одной точки (индекс производительности)</w:t>
+      </w:r>
+    </w:p>
+    <w:p>
+      <w:r>
+        <w:t xml:space="preserve">Индекс производительности индивидуален для каждой команды. Ниже приведены усредненные рыночные данные (в среднем по индустрии): </w:t>
+      </w:r>
+    </w:p>
+    <w:p>
+      <w:pPr>
+        <w:pStyle w:val="a4"/>
+        <w:numPr>
+          <w:ilvl w:val="0"/>
+          <w:numId w:val="35"/>
+        </w:numPr>
+      </w:pPr>
+      <w:r>
+        <w:t xml:space="preserve">Высокая производительность: 4–7 чел.-часов на 1 FP (опытная команда, готовые фреймворки) </w:t>
+      </w:r>
+    </w:p>
+    <w:p>
+      <w:pPr>
+        <w:pStyle w:val="a4"/>
+        <w:numPr>
+          <w:ilvl w:val="0"/>
+          <w:numId w:val="35"/>
+        </w:numPr>
+      </w:pPr>
+      <w:r>
+        <w:t xml:space="preserve">Средняя производительность: 8–12 чел.-часов на 1 FP (стандарт для большинства проектов) </w:t>
+      </w:r>
+    </w:p>
+    <w:p>
+      <w:pPr>
+        <w:pStyle w:val="a4"/>
+        <w:numPr>
+          <w:ilvl w:val="0"/>
+          <w:numId w:val="35"/>
+        </w:numPr>
+      </w:pPr>
+      <w:r>
         <w:lastRenderedPageBreak/>
-        <w:drawing>
-          <wp:inline distT="0" distB="0" distL="0" distR="0" wp14:anchorId="01CA4B79" wp14:editId="3F2D9E98">
-            <wp:extent cx="4274185" cy="1959444"/>
-            <wp:effectExtent l="0" t="0" r="0" b="3175"/>
-            <wp:docPr id="21" name="Рисунок 21"/>
-            <wp:cNvGraphicFramePr>
-              <a:graphicFrameLocks xmlns:a="http://schemas.openxmlformats.org/drawingml/2006/main" noChangeAspect="1"/>
-            </wp:cNvGraphicFramePr>
-            <a:graphic xmlns:a="http://schemas.openxmlformats.org/drawingml/2006/main">
-              <a:graphicData uri="http://schemas.openxmlformats.org/drawingml/2006/picture">
-                <pic:pic xmlns:pic="http://schemas.openxmlformats.org/drawingml/2006/picture">
-                  <pic:nvPicPr>
-                    <pic:cNvPr id="1" name=""/>
-                    <pic:cNvPicPr/>
-                  </pic:nvPicPr>
-                  <pic:blipFill>
-                    <a:blip r:embed="rId16"/>
-                    <a:stretch>
-                      <a:fillRect/>
-                    </a:stretch>
-                  </pic:blipFill>
-                  <pic:spPr>
-                    <a:xfrm>
-                      <a:off x="0" y="0"/>
-                      <a:ext cx="4287826" cy="1965697"/>
-                    </a:xfrm>
-                    <a:prstGeom prst="rect">
-                      <a:avLst/>
-                    </a:prstGeom>
-                  </pic:spPr>
-                </pic:pic>
-              </a:graphicData>
-            </a:graphic>
-          </wp:inline>
-        </w:drawing>
+        <w:t>Низкая производительность: 15–20+ чел.-часов на 1 FP (сложные системы, жесткое регулирование, новички в разработке)</w:t>
+      </w:r>
+    </w:p>
+    <w:p/>
+    <w:p>
+      <w:pPr>
+        <w:pStyle w:val="1"/>
+      </w:pPr>
+      <w:r>
+        <w:t>Решение</w:t>
       </w:r>
     </w:p>
     <w:p>
@@ -2317,147 +2005,389 @@
         <w:pStyle w:val="2"/>
       </w:pPr>
       <w:r>
-        <w:t>Вывод</w:t>
-      </w:r>
-    </w:p>
-    <w:p>
-      <w:r>
-        <w:t>З</w:t>
-      </w:r>
-      <w:r>
-        <w:t xml:space="preserve">атраты уменьшились на </w:t>
-      </w:r>
-      <w:r>
-        <w:t>3 984</w:t>
-      </w:r>
-      <w:r>
-        <w:t xml:space="preserve"> рублей, </w:t>
-      </w:r>
-      <w:r>
-        <w:t>и</w:t>
-      </w:r>
-      <w:r>
-        <w:t xml:space="preserve"> длительность проекта у</w:t>
-      </w:r>
-      <w:r>
-        <w:t>меньшилась на 1 день</w:t>
-      </w:r>
-      <w:r>
-        <w:t>. Перегрузок не было.</w:t>
-      </w:r>
-    </w:p>
-    <w:p>
-      <w:r>
-        <w:t xml:space="preserve">Уменьшение затрат вызвано </w:t>
-      </w:r>
-      <w:r>
-        <w:t>сокращением времени работы ресурсо</w:t>
+        <w:t>Авторизация</w:t>
+      </w:r>
+    </w:p>
+    <w:p>
+      <w:r>
+        <w:t>Внешний ввод (EI)</w:t>
+      </w:r>
+    </w:p>
+    <w:p>
+      <w:pPr>
+        <w:pStyle w:val="a4"/>
+        <w:numPr>
+          <w:ilvl w:val="0"/>
+          <w:numId w:val="36"/>
+        </w:numPr>
+      </w:pPr>
+      <w:r>
+        <w:t>DET = 4 уникальных поля</w:t>
+      </w:r>
+    </w:p>
+    <w:p>
+      <w:pPr>
+        <w:pStyle w:val="a4"/>
+        <w:numPr>
+          <w:ilvl w:val="0"/>
+          <w:numId w:val="36"/>
+        </w:numPr>
+      </w:pPr>
+      <w:r>
+        <w:t>FTR = 1 таблицу читает при логине</w:t>
+      </w:r>
+    </w:p>
+    <w:p>
+      <w:r>
+        <w:t>Внешний вывод (ЕО)</w:t>
+      </w:r>
+    </w:p>
+    <w:p>
+      <w:pPr>
+        <w:pStyle w:val="a4"/>
+        <w:numPr>
+          <w:ilvl w:val="0"/>
+          <w:numId w:val="37"/>
+        </w:numPr>
+      </w:pPr>
+      <w:r>
+        <w:t>нет экспорта</w:t>
+      </w:r>
+    </w:p>
+    <w:p>
+      <w:r>
+        <w:t>Внешний запрос (EQ)</w:t>
+      </w:r>
+    </w:p>
+    <w:p>
+      <w:pPr>
+        <w:pStyle w:val="a4"/>
+        <w:numPr>
+          <w:ilvl w:val="0"/>
+          <w:numId w:val="37"/>
+        </w:numPr>
+      </w:pPr>
+      <w:r>
+        <w:t>нет диалога с пользователем</w:t>
+      </w:r>
+    </w:p>
+    <w:p>
+      <w:r>
+        <w:t>Внутренний логический файл (ILF)</w:t>
+      </w:r>
+    </w:p>
+    <w:p>
+      <w:pPr>
+        <w:pStyle w:val="a4"/>
+        <w:numPr>
+          <w:ilvl w:val="0"/>
+          <w:numId w:val="38"/>
+        </w:numPr>
+      </w:pPr>
+      <w:r>
+        <w:t>DET = 2 поля описывают человека</w:t>
+      </w:r>
+    </w:p>
+    <w:p>
+      <w:pPr>
+        <w:pStyle w:val="a4"/>
+        <w:numPr>
+          <w:ilvl w:val="0"/>
+          <w:numId w:val="38"/>
+        </w:numPr>
+      </w:pPr>
+      <w:r>
+        <w:t>RET = 1 таблица</w:t>
+      </w:r>
+    </w:p>
+    <w:p>
+      <w:r>
+        <w:t>Внешний интерфейсный файл (EIF)</w:t>
+      </w:r>
+    </w:p>
+    <w:p>
+      <w:pPr>
+        <w:pStyle w:val="a4"/>
+        <w:numPr>
+          <w:ilvl w:val="0"/>
+          <w:numId w:val="39"/>
+        </w:numPr>
+      </w:pPr>
+      <w:r>
+        <w:t>нет импорта</w:t>
       </w:r>
     </w:p>
     <w:p/>
     <w:p>
-      <w:r>
-        <w:t>Затраты на ресурсы в лабораторной работе 2</w:t>
-      </w:r>
-    </w:p>
-    <w:p>
-      <w:pPr>
-        <w:jc w:val="center"/>
-      </w:pPr>
-      <w:r>
-        <w:rPr>
-          <w:noProof/>
-        </w:rPr>
-        <w:drawing>
-          <wp:inline distT="0" distB="0" distL="0" distR="0" wp14:anchorId="194F166B" wp14:editId="4DDCDB77">
-            <wp:extent cx="5057286" cy="4086225"/>
-            <wp:effectExtent l="0" t="0" r="0" b="0"/>
-            <wp:docPr id="16" name="Рисунок 16"/>
-            <wp:cNvGraphicFramePr>
-              <a:graphicFrameLocks xmlns:a="http://schemas.openxmlformats.org/drawingml/2006/main" noChangeAspect="1"/>
-            </wp:cNvGraphicFramePr>
-            <a:graphic xmlns:a="http://schemas.openxmlformats.org/drawingml/2006/main">
-              <a:graphicData uri="http://schemas.openxmlformats.org/drawingml/2006/picture">
-                <pic:pic xmlns:pic="http://schemas.openxmlformats.org/drawingml/2006/picture">
-                  <pic:nvPicPr>
-                    <pic:cNvPr id="1" name=""/>
-                    <pic:cNvPicPr/>
-                  </pic:nvPicPr>
-                  <pic:blipFill>
-                    <a:blip r:embed="rId17"/>
-                    <a:stretch>
-                      <a:fillRect/>
-                    </a:stretch>
-                  </pic:blipFill>
-                  <pic:spPr>
-                    <a:xfrm>
-                      <a:off x="0" y="0"/>
-                      <a:ext cx="5066354" cy="4093552"/>
-                    </a:xfrm>
-                    <a:prstGeom prst="rect">
-                      <a:avLst/>
-                    </a:prstGeom>
-                  </pic:spPr>
-                </pic:pic>
-              </a:graphicData>
-            </a:graphic>
-          </wp:inline>
-        </w:drawing>
-      </w:r>
-    </w:p>
-    <w:p>
-      <w:r>
-        <w:t>Затраты на ресурсы по каскадной модели:</w:t>
-      </w:r>
-    </w:p>
-    <w:p>
-      <w:pPr>
-        <w:jc w:val="center"/>
-      </w:pPr>
-      <w:r>
-        <w:rPr>
-          <w:noProof/>
-        </w:rPr>
+      <w:pPr>
+        <w:pStyle w:val="2"/>
+      </w:pPr>
+      <w:r>
+        <w:t>Биржевые сводки</w:t>
+      </w:r>
+    </w:p>
+    <w:p>
+      <w:r>
+        <w:t>Внешний ввод (EI) - добавление кнопки</w:t>
+      </w:r>
+    </w:p>
+    <w:p>
+      <w:pPr>
+        <w:pStyle w:val="a4"/>
+        <w:numPr>
+          <w:ilvl w:val="0"/>
+          <w:numId w:val="39"/>
+        </w:numPr>
+      </w:pPr>
+      <w:r>
+        <w:t>DET = 3</w:t>
+      </w:r>
+    </w:p>
+    <w:p>
+      <w:pPr>
+        <w:pStyle w:val="a4"/>
+        <w:numPr>
+          <w:ilvl w:val="0"/>
+          <w:numId w:val="39"/>
+        </w:numPr>
+      </w:pPr>
+      <w:r>
+        <w:t xml:space="preserve">FTR = 1 </w:t>
+      </w:r>
+    </w:p>
+    <w:p>
+      <w:r>
+        <w:t>Внешний вывод (ЕО) - таблица со сводками</w:t>
+      </w:r>
+    </w:p>
+    <w:p>
+      <w:pPr>
+        <w:pStyle w:val="a4"/>
+        <w:numPr>
+          <w:ilvl w:val="0"/>
+          <w:numId w:val="41"/>
+        </w:numPr>
+      </w:pPr>
+      <w:r>
+        <w:t>DET = 3 колонки</w:t>
+      </w:r>
+    </w:p>
+    <w:p>
+      <w:pPr>
+        <w:pStyle w:val="a4"/>
+        <w:numPr>
+          <w:ilvl w:val="0"/>
+          <w:numId w:val="41"/>
+        </w:numPr>
+      </w:pPr>
+      <w:r>
+        <w:t xml:space="preserve">FTR = 1 </w:t>
+      </w:r>
+    </w:p>
+    <w:p>
+      <w:r>
+        <w:t>Внешний запрос (EQ)</w:t>
+      </w:r>
+    </w:p>
+    <w:p>
+      <w:pPr>
+        <w:pStyle w:val="a4"/>
+        <w:numPr>
+          <w:ilvl w:val="0"/>
+          <w:numId w:val="37"/>
+        </w:numPr>
+      </w:pPr>
+      <w:r>
+        <w:t>нет диалога с пользователем</w:t>
+      </w:r>
+    </w:p>
+    <w:p>
+      <w:r>
+        <w:t>Внутренний логический файл (ILF) - таблица со сводками в БД</w:t>
+      </w:r>
+    </w:p>
+    <w:p>
+      <w:pPr>
+        <w:pStyle w:val="a4"/>
+        <w:numPr>
+          <w:ilvl w:val="0"/>
+          <w:numId w:val="37"/>
+        </w:numPr>
+      </w:pPr>
+      <w:r>
+        <w:t>DET = 3 поля описывают сводку</w:t>
+      </w:r>
+    </w:p>
+    <w:p>
+      <w:pPr>
+        <w:pStyle w:val="a4"/>
+        <w:numPr>
+          <w:ilvl w:val="0"/>
+          <w:numId w:val="37"/>
+        </w:numPr>
+      </w:pPr>
+      <w:r>
+        <w:t>RET = 1 таблица</w:t>
+      </w:r>
+    </w:p>
+    <w:p>
+      <w:r>
+        <w:t>Внешний интерфейсный файл (EIF)</w:t>
+      </w:r>
+    </w:p>
+    <w:p>
+      <w:pPr>
+        <w:pStyle w:val="a4"/>
+        <w:numPr>
+          <w:ilvl w:val="0"/>
+          <w:numId w:val="42"/>
+        </w:numPr>
+      </w:pPr>
+      <w:r>
+        <w:t>нет импорта</w:t>
+      </w:r>
+    </w:p>
+    <w:p>
+      <w:pPr>
+        <w:pStyle w:val="2"/>
+      </w:pPr>
+      <w:r>
         <w:lastRenderedPageBreak/>
-        <w:drawing>
-          <wp:inline distT="0" distB="0" distL="0" distR="0" wp14:anchorId="6EC1E209" wp14:editId="3037DB37">
-            <wp:extent cx="4845685" cy="4015539"/>
-            <wp:effectExtent l="0" t="0" r="0" b="4445"/>
-            <wp:docPr id="22" name="Рисунок 22"/>
-            <wp:cNvGraphicFramePr>
-              <a:graphicFrameLocks xmlns:a="http://schemas.openxmlformats.org/drawingml/2006/main" noChangeAspect="1"/>
-            </wp:cNvGraphicFramePr>
-            <a:graphic xmlns:a="http://schemas.openxmlformats.org/drawingml/2006/main">
-              <a:graphicData uri="http://schemas.openxmlformats.org/drawingml/2006/picture">
-                <pic:pic xmlns:pic="http://schemas.openxmlformats.org/drawingml/2006/picture">
-                  <pic:nvPicPr>
-                    <pic:cNvPr id="1" name=""/>
-                    <pic:cNvPicPr/>
-                  </pic:nvPicPr>
-                  <pic:blipFill>
-                    <a:blip r:embed="rId18"/>
-                    <a:stretch>
-                      <a:fillRect/>
-                    </a:stretch>
-                  </pic:blipFill>
-                  <pic:spPr>
-                    <a:xfrm>
-                      <a:off x="0" y="0"/>
-                      <a:ext cx="4856320" cy="4024352"/>
-                    </a:xfrm>
-                    <a:prstGeom prst="rect">
-                      <a:avLst/>
-                    </a:prstGeom>
-                  </pic:spPr>
-                </pic:pic>
-              </a:graphicData>
-            </a:graphic>
-          </wp:inline>
-        </w:drawing>
-      </w:r>
-    </w:p>
+        <w:t>Заявки</w:t>
+      </w:r>
+    </w:p>
+    <w:p>
+      <w:r>
+        <w:t>Внешний ввод (EI) - удаление и изменение заявки</w:t>
+      </w:r>
+    </w:p>
+    <w:p>
+      <w:pPr>
+        <w:pStyle w:val="a4"/>
+        <w:numPr>
+          <w:ilvl w:val="0"/>
+          <w:numId w:val="42"/>
+        </w:numPr>
+      </w:pPr>
+      <w:r>
+        <w:t>DET = 8 поля взаимодействия с 2 действиями</w:t>
+      </w:r>
+    </w:p>
+    <w:p>
+      <w:pPr>
+        <w:pStyle w:val="a4"/>
+        <w:numPr>
+          <w:ilvl w:val="0"/>
+          <w:numId w:val="42"/>
+        </w:numPr>
+      </w:pPr>
+      <w:r>
+        <w:t xml:space="preserve">FTR = 1 </w:t>
+      </w:r>
+    </w:p>
+    <w:p>
+      <w:r>
+        <w:t>Внешний вывод (ЕО) - таблица с заявками</w:t>
+      </w:r>
+    </w:p>
+    <w:p>
+      <w:pPr>
+        <w:pStyle w:val="a4"/>
+        <w:numPr>
+          <w:ilvl w:val="0"/>
+          <w:numId w:val="42"/>
+        </w:numPr>
+      </w:pPr>
+      <w:r>
+        <w:t>DET = 4 колонки</w:t>
+      </w:r>
+    </w:p>
+    <w:p>
+      <w:pPr>
+        <w:pStyle w:val="a4"/>
+        <w:numPr>
+          <w:ilvl w:val="0"/>
+          <w:numId w:val="42"/>
+        </w:numPr>
+      </w:pPr>
+      <w:r>
+        <w:t xml:space="preserve">FTR = 1 </w:t>
+      </w:r>
+    </w:p>
+    <w:p>
+      <w:r>
+        <w:t>Внешний запрос (EQ)</w:t>
+      </w:r>
+    </w:p>
+    <w:p>
+      <w:pPr>
+        <w:pStyle w:val="a4"/>
+        <w:numPr>
+          <w:ilvl w:val="0"/>
+          <w:numId w:val="37"/>
+        </w:numPr>
+      </w:pPr>
+      <w:r>
+        <w:t>нет диалога с пользователем</w:t>
+      </w:r>
+    </w:p>
+    <w:p>
+      <w:r>
+        <w:t>Внутренний логический файл (ILF) - таблица с заявками в БД</w:t>
+      </w:r>
+    </w:p>
+    <w:p>
+      <w:pPr>
+        <w:pStyle w:val="a4"/>
+        <w:numPr>
+          <w:ilvl w:val="0"/>
+          <w:numId w:val="42"/>
+        </w:numPr>
+      </w:pPr>
+      <w:r>
+        <w:t>DET = 4 поля описывают заявку</w:t>
+      </w:r>
+    </w:p>
+    <w:p>
+      <w:pPr>
+        <w:pStyle w:val="a4"/>
+        <w:numPr>
+          <w:ilvl w:val="0"/>
+          <w:numId w:val="42"/>
+        </w:numPr>
+      </w:pPr>
+      <w:r>
+        <w:t>RET = 1 таблица</w:t>
+      </w:r>
+    </w:p>
+    <w:p>
+      <w:r>
+        <w:t>Внешний интерфейсный файл (EIF)</w:t>
+      </w:r>
+    </w:p>
+    <w:p>
+      <w:pPr>
+        <w:pStyle w:val="a4"/>
+        <w:numPr>
+          <w:ilvl w:val="0"/>
+          <w:numId w:val="42"/>
+        </w:numPr>
+      </w:pPr>
+      <w:r>
+        <w:t>нет импорта</w:t>
+      </w:r>
+    </w:p>
+    <w:p>
+      <w:pPr>
+        <w:pStyle w:val="2"/>
+      </w:pPr>
+      <w:r>
+        <w:t>Новая заявка</w:t>
+      </w:r>
+    </w:p>
+    <w:p/>
     <w:sectPr>
-      <w:footerReference w:type="default" r:id="rId19"/>
+      <w:footerReference w:type="default" r:id="rId15"/>
       <w:pgSz w:w="11906" w:h="16838"/>
       <w:pgMar w:top="720" w:right="720" w:bottom="720" w:left="720" w:header="708" w:footer="708" w:gutter="0"/>
       <w:cols w:space="708"/>
@@ -3215,6 +3145,232 @@
     </w:lvl>
   </w:abstractNum>
   <w:abstractNum w:abstractNumId="6" w15:restartNumberingAfterBreak="0">
+    <w:nsid w:val="12F9158C"/>
+    <w:multiLevelType w:val="hybridMultilevel"/>
+    <w:tmpl w:val="84705B8A"/>
+    <w:lvl w:ilvl="0" w:tplc="04190001">
+      <w:start w:val="1"/>
+      <w:numFmt w:val="bullet"/>
+      <w:lvlText w:val=""/>
+      <w:lvlJc w:val="left"/>
+      <w:pPr>
+        <w:ind w:left="1429" w:hanging="360"/>
+      </w:pPr>
+      <w:rPr>
+        <w:rFonts w:ascii="Symbol" w:hAnsi="Symbol" w:hint="default"/>
+      </w:rPr>
+    </w:lvl>
+    <w:lvl w:ilvl="1" w:tplc="04190003" w:tentative="1">
+      <w:start w:val="1"/>
+      <w:numFmt w:val="bullet"/>
+      <w:lvlText w:val="o"/>
+      <w:lvlJc w:val="left"/>
+      <w:pPr>
+        <w:ind w:left="2149" w:hanging="360"/>
+      </w:pPr>
+      <w:rPr>
+        <w:rFonts w:ascii="Courier New" w:hAnsi="Courier New" w:cs="Courier New" w:hint="default"/>
+      </w:rPr>
+    </w:lvl>
+    <w:lvl w:ilvl="2" w:tplc="04190005" w:tentative="1">
+      <w:start w:val="1"/>
+      <w:numFmt w:val="bullet"/>
+      <w:lvlText w:val=""/>
+      <w:lvlJc w:val="left"/>
+      <w:pPr>
+        <w:ind w:left="2869" w:hanging="360"/>
+      </w:pPr>
+      <w:rPr>
+        <w:rFonts w:ascii="Wingdings" w:hAnsi="Wingdings" w:hint="default"/>
+      </w:rPr>
+    </w:lvl>
+    <w:lvl w:ilvl="3" w:tplc="04190001" w:tentative="1">
+      <w:start w:val="1"/>
+      <w:numFmt w:val="bullet"/>
+      <w:lvlText w:val=""/>
+      <w:lvlJc w:val="left"/>
+      <w:pPr>
+        <w:ind w:left="3589" w:hanging="360"/>
+      </w:pPr>
+      <w:rPr>
+        <w:rFonts w:ascii="Symbol" w:hAnsi="Symbol" w:hint="default"/>
+      </w:rPr>
+    </w:lvl>
+    <w:lvl w:ilvl="4" w:tplc="04190003" w:tentative="1">
+      <w:start w:val="1"/>
+      <w:numFmt w:val="bullet"/>
+      <w:lvlText w:val="o"/>
+      <w:lvlJc w:val="left"/>
+      <w:pPr>
+        <w:ind w:left="4309" w:hanging="360"/>
+      </w:pPr>
+      <w:rPr>
+        <w:rFonts w:ascii="Courier New" w:hAnsi="Courier New" w:cs="Courier New" w:hint="default"/>
+      </w:rPr>
+    </w:lvl>
+    <w:lvl w:ilvl="5" w:tplc="04190005" w:tentative="1">
+      <w:start w:val="1"/>
+      <w:numFmt w:val="bullet"/>
+      <w:lvlText w:val=""/>
+      <w:lvlJc w:val="left"/>
+      <w:pPr>
+        <w:ind w:left="5029" w:hanging="360"/>
+      </w:pPr>
+      <w:rPr>
+        <w:rFonts w:ascii="Wingdings" w:hAnsi="Wingdings" w:hint="default"/>
+      </w:rPr>
+    </w:lvl>
+    <w:lvl w:ilvl="6" w:tplc="04190001" w:tentative="1">
+      <w:start w:val="1"/>
+      <w:numFmt w:val="bullet"/>
+      <w:lvlText w:val=""/>
+      <w:lvlJc w:val="left"/>
+      <w:pPr>
+        <w:ind w:left="5749" w:hanging="360"/>
+      </w:pPr>
+      <w:rPr>
+        <w:rFonts w:ascii="Symbol" w:hAnsi="Symbol" w:hint="default"/>
+      </w:rPr>
+    </w:lvl>
+    <w:lvl w:ilvl="7" w:tplc="04190003" w:tentative="1">
+      <w:start w:val="1"/>
+      <w:numFmt w:val="bullet"/>
+      <w:lvlText w:val="o"/>
+      <w:lvlJc w:val="left"/>
+      <w:pPr>
+        <w:ind w:left="6469" w:hanging="360"/>
+      </w:pPr>
+      <w:rPr>
+        <w:rFonts w:ascii="Courier New" w:hAnsi="Courier New" w:cs="Courier New" w:hint="default"/>
+      </w:rPr>
+    </w:lvl>
+    <w:lvl w:ilvl="8" w:tplc="04190005" w:tentative="1">
+      <w:start w:val="1"/>
+      <w:numFmt w:val="bullet"/>
+      <w:lvlText w:val=""/>
+      <w:lvlJc w:val="left"/>
+      <w:pPr>
+        <w:ind w:left="7189" w:hanging="360"/>
+      </w:pPr>
+      <w:rPr>
+        <w:rFonts w:ascii="Wingdings" w:hAnsi="Wingdings" w:hint="default"/>
+      </w:rPr>
+    </w:lvl>
+  </w:abstractNum>
+  <w:abstractNum w:abstractNumId="7" w15:restartNumberingAfterBreak="0">
+    <w:nsid w:val="147E50FE"/>
+    <w:multiLevelType w:val="hybridMultilevel"/>
+    <w:tmpl w:val="66B2232C"/>
+    <w:lvl w:ilvl="0" w:tplc="04190001">
+      <w:start w:val="1"/>
+      <w:numFmt w:val="bullet"/>
+      <w:lvlText w:val=""/>
+      <w:lvlJc w:val="left"/>
+      <w:pPr>
+        <w:ind w:left="1429" w:hanging="360"/>
+      </w:pPr>
+      <w:rPr>
+        <w:rFonts w:ascii="Symbol" w:hAnsi="Symbol" w:hint="default"/>
+      </w:rPr>
+    </w:lvl>
+    <w:lvl w:ilvl="1" w:tplc="04190003" w:tentative="1">
+      <w:start w:val="1"/>
+      <w:numFmt w:val="bullet"/>
+      <w:lvlText w:val="o"/>
+      <w:lvlJc w:val="left"/>
+      <w:pPr>
+        <w:ind w:left="2149" w:hanging="360"/>
+      </w:pPr>
+      <w:rPr>
+        <w:rFonts w:ascii="Courier New" w:hAnsi="Courier New" w:cs="Courier New" w:hint="default"/>
+      </w:rPr>
+    </w:lvl>
+    <w:lvl w:ilvl="2" w:tplc="04190005" w:tentative="1">
+      <w:start w:val="1"/>
+      <w:numFmt w:val="bullet"/>
+      <w:lvlText w:val=""/>
+      <w:lvlJc w:val="left"/>
+      <w:pPr>
+        <w:ind w:left="2869" w:hanging="360"/>
+      </w:pPr>
+      <w:rPr>
+        <w:rFonts w:ascii="Wingdings" w:hAnsi="Wingdings" w:hint="default"/>
+      </w:rPr>
+    </w:lvl>
+    <w:lvl w:ilvl="3" w:tplc="04190001" w:tentative="1">
+      <w:start w:val="1"/>
+      <w:numFmt w:val="bullet"/>
+      <w:lvlText w:val=""/>
+      <w:lvlJc w:val="left"/>
+      <w:pPr>
+        <w:ind w:left="3589" w:hanging="360"/>
+      </w:pPr>
+      <w:rPr>
+        <w:rFonts w:ascii="Symbol" w:hAnsi="Symbol" w:hint="default"/>
+      </w:rPr>
+    </w:lvl>
+    <w:lvl w:ilvl="4" w:tplc="04190003" w:tentative="1">
+      <w:start w:val="1"/>
+      <w:numFmt w:val="bullet"/>
+      <w:lvlText w:val="o"/>
+      <w:lvlJc w:val="left"/>
+      <w:pPr>
+        <w:ind w:left="4309" w:hanging="360"/>
+      </w:pPr>
+      <w:rPr>
+        <w:rFonts w:ascii="Courier New" w:hAnsi="Courier New" w:cs="Courier New" w:hint="default"/>
+      </w:rPr>
+    </w:lvl>
+    <w:lvl w:ilvl="5" w:tplc="04190005" w:tentative="1">
+      <w:start w:val="1"/>
+      <w:numFmt w:val="bullet"/>
+      <w:lvlText w:val=""/>
+      <w:lvlJc w:val="left"/>
+      <w:pPr>
+        <w:ind w:left="5029" w:hanging="360"/>
+      </w:pPr>
+      <w:rPr>
+        <w:rFonts w:ascii="Wingdings" w:hAnsi="Wingdings" w:hint="default"/>
+      </w:rPr>
+    </w:lvl>
+    <w:lvl w:ilvl="6" w:tplc="04190001" w:tentative="1">
+      <w:start w:val="1"/>
+      <w:numFmt w:val="bullet"/>
+      <w:lvlText w:val=""/>
+      <w:lvlJc w:val="left"/>
+      <w:pPr>
+        <w:ind w:left="5749" w:hanging="360"/>
+      </w:pPr>
+      <w:rPr>
+        <w:rFonts w:ascii="Symbol" w:hAnsi="Symbol" w:hint="default"/>
+      </w:rPr>
+    </w:lvl>
+    <w:lvl w:ilvl="7" w:tplc="04190003" w:tentative="1">
+      <w:start w:val="1"/>
+      <w:numFmt w:val="bullet"/>
+      <w:lvlText w:val="o"/>
+      <w:lvlJc w:val="left"/>
+      <w:pPr>
+        <w:ind w:left="6469" w:hanging="360"/>
+      </w:pPr>
+      <w:rPr>
+        <w:rFonts w:ascii="Courier New" w:hAnsi="Courier New" w:cs="Courier New" w:hint="default"/>
+      </w:rPr>
+    </w:lvl>
+    <w:lvl w:ilvl="8" w:tplc="04190005" w:tentative="1">
+      <w:start w:val="1"/>
+      <w:numFmt w:val="bullet"/>
+      <w:lvlText w:val=""/>
+      <w:lvlJc w:val="left"/>
+      <w:pPr>
+        <w:ind w:left="7189" w:hanging="360"/>
+      </w:pPr>
+      <w:rPr>
+        <w:rFonts w:ascii="Wingdings" w:hAnsi="Wingdings" w:hint="default"/>
+      </w:rPr>
+    </w:lvl>
+  </w:abstractNum>
+  <w:abstractNum w:abstractNumId="8" w15:restartNumberingAfterBreak="0">
     <w:nsid w:val="1B1E1630"/>
     <w:multiLevelType w:val="hybridMultilevel"/>
     <w:tmpl w:val="E940C5FC"/>
@@ -3300,7 +3456,120 @@
       </w:pPr>
     </w:lvl>
   </w:abstractNum>
-  <w:abstractNum w:abstractNumId="7" w15:restartNumberingAfterBreak="0">
+  <w:abstractNum w:abstractNumId="9" w15:restartNumberingAfterBreak="0">
+    <w:nsid w:val="1B25205C"/>
+    <w:multiLevelType w:val="hybridMultilevel"/>
+    <w:tmpl w:val="36B2B18E"/>
+    <w:lvl w:ilvl="0" w:tplc="04190001">
+      <w:start w:val="1"/>
+      <w:numFmt w:val="bullet"/>
+      <w:lvlText w:val=""/>
+      <w:lvlJc w:val="left"/>
+      <w:pPr>
+        <w:ind w:left="720" w:hanging="360"/>
+      </w:pPr>
+      <w:rPr>
+        <w:rFonts w:ascii="Symbol" w:hAnsi="Symbol" w:hint="default"/>
+      </w:rPr>
+    </w:lvl>
+    <w:lvl w:ilvl="1" w:tplc="04190003" w:tentative="1">
+      <w:start w:val="1"/>
+      <w:numFmt w:val="bullet"/>
+      <w:lvlText w:val="o"/>
+      <w:lvlJc w:val="left"/>
+      <w:pPr>
+        <w:ind w:left="1440" w:hanging="360"/>
+      </w:pPr>
+      <w:rPr>
+        <w:rFonts w:ascii="Courier New" w:hAnsi="Courier New" w:cs="Courier New" w:hint="default"/>
+      </w:rPr>
+    </w:lvl>
+    <w:lvl w:ilvl="2" w:tplc="04190005" w:tentative="1">
+      <w:start w:val="1"/>
+      <w:numFmt w:val="bullet"/>
+      <w:lvlText w:val=""/>
+      <w:lvlJc w:val="left"/>
+      <w:pPr>
+        <w:ind w:left="2160" w:hanging="360"/>
+      </w:pPr>
+      <w:rPr>
+        <w:rFonts w:ascii="Wingdings" w:hAnsi="Wingdings" w:hint="default"/>
+      </w:rPr>
+    </w:lvl>
+    <w:lvl w:ilvl="3" w:tplc="04190001" w:tentative="1">
+      <w:start w:val="1"/>
+      <w:numFmt w:val="bullet"/>
+      <w:lvlText w:val=""/>
+      <w:lvlJc w:val="left"/>
+      <w:pPr>
+        <w:ind w:left="2880" w:hanging="360"/>
+      </w:pPr>
+      <w:rPr>
+        <w:rFonts w:ascii="Symbol" w:hAnsi="Symbol" w:hint="default"/>
+      </w:rPr>
+    </w:lvl>
+    <w:lvl w:ilvl="4" w:tplc="04190003" w:tentative="1">
+      <w:start w:val="1"/>
+      <w:numFmt w:val="bullet"/>
+      <w:lvlText w:val="o"/>
+      <w:lvlJc w:val="left"/>
+      <w:pPr>
+        <w:ind w:left="3600" w:hanging="360"/>
+      </w:pPr>
+      <w:rPr>
+        <w:rFonts w:ascii="Courier New" w:hAnsi="Courier New" w:cs="Courier New" w:hint="default"/>
+      </w:rPr>
+    </w:lvl>
+    <w:lvl w:ilvl="5" w:tplc="04190005" w:tentative="1">
+      <w:start w:val="1"/>
+      <w:numFmt w:val="bullet"/>
+      <w:lvlText w:val=""/>
+      <w:lvlJc w:val="left"/>
+      <w:pPr>
+        <w:ind w:left="4320" w:hanging="360"/>
+      </w:pPr>
+      <w:rPr>
+        <w:rFonts w:ascii="Wingdings" w:hAnsi="Wingdings" w:hint="default"/>
+      </w:rPr>
+    </w:lvl>
+    <w:lvl w:ilvl="6" w:tplc="04190001" w:tentative="1">
+      <w:start w:val="1"/>
+      <w:numFmt w:val="bullet"/>
+      <w:lvlText w:val=""/>
+      <w:lvlJc w:val="left"/>
+      <w:pPr>
+        <w:ind w:left="5040" w:hanging="360"/>
+      </w:pPr>
+      <w:rPr>
+        <w:rFonts w:ascii="Symbol" w:hAnsi="Symbol" w:hint="default"/>
+      </w:rPr>
+    </w:lvl>
+    <w:lvl w:ilvl="7" w:tplc="04190003" w:tentative="1">
+      <w:start w:val="1"/>
+      <w:numFmt w:val="bullet"/>
+      <w:lvlText w:val="o"/>
+      <w:lvlJc w:val="left"/>
+      <w:pPr>
+        <w:ind w:left="5760" w:hanging="360"/>
+      </w:pPr>
+      <w:rPr>
+        <w:rFonts w:ascii="Courier New" w:hAnsi="Courier New" w:cs="Courier New" w:hint="default"/>
+      </w:rPr>
+    </w:lvl>
+    <w:lvl w:ilvl="8" w:tplc="04190005" w:tentative="1">
+      <w:start w:val="1"/>
+      <w:numFmt w:val="bullet"/>
+      <w:lvlText w:val=""/>
+      <w:lvlJc w:val="left"/>
+      <w:pPr>
+        <w:ind w:left="6480" w:hanging="360"/>
+      </w:pPr>
+      <w:rPr>
+        <w:rFonts w:ascii="Wingdings" w:hAnsi="Wingdings" w:hint="default"/>
+      </w:rPr>
+    </w:lvl>
+  </w:abstractNum>
+  <w:abstractNum w:abstractNumId="10" w15:restartNumberingAfterBreak="0">
     <w:nsid w:val="1BBD51C6"/>
     <w:multiLevelType w:val="hybridMultilevel"/>
     <w:tmpl w:val="BC7EC542"/>
@@ -3413,7 +3682,206 @@
       </w:rPr>
     </w:lvl>
   </w:abstractNum>
-  <w:abstractNum w:abstractNumId="8" w15:restartNumberingAfterBreak="0">
+  <w:abstractNum w:abstractNumId="11" w15:restartNumberingAfterBreak="0">
+    <w:nsid w:val="1C970A76"/>
+    <w:multiLevelType w:val="hybridMultilevel"/>
+    <w:tmpl w:val="EF68F940"/>
+    <w:lvl w:ilvl="0" w:tplc="0419000F">
+      <w:start w:val="1"/>
+      <w:numFmt w:val="decimal"/>
+      <w:lvlText w:val="%1."/>
+      <w:lvlJc w:val="left"/>
+      <w:pPr>
+        <w:ind w:left="720" w:hanging="360"/>
+      </w:pPr>
+    </w:lvl>
+    <w:lvl w:ilvl="1" w:tplc="04190019" w:tentative="1">
+      <w:start w:val="1"/>
+      <w:numFmt w:val="lowerLetter"/>
+      <w:lvlText w:val="%2."/>
+      <w:lvlJc w:val="left"/>
+      <w:pPr>
+        <w:ind w:left="1440" w:hanging="360"/>
+      </w:pPr>
+    </w:lvl>
+    <w:lvl w:ilvl="2" w:tplc="0419001B" w:tentative="1">
+      <w:start w:val="1"/>
+      <w:numFmt w:val="lowerRoman"/>
+      <w:lvlText w:val="%3."/>
+      <w:lvlJc w:val="right"/>
+      <w:pPr>
+        <w:ind w:left="2160" w:hanging="180"/>
+      </w:pPr>
+    </w:lvl>
+    <w:lvl w:ilvl="3" w:tplc="0419000F" w:tentative="1">
+      <w:start w:val="1"/>
+      <w:numFmt w:val="decimal"/>
+      <w:lvlText w:val="%4."/>
+      <w:lvlJc w:val="left"/>
+      <w:pPr>
+        <w:ind w:left="2880" w:hanging="360"/>
+      </w:pPr>
+    </w:lvl>
+    <w:lvl w:ilvl="4" w:tplc="04190019" w:tentative="1">
+      <w:start w:val="1"/>
+      <w:numFmt w:val="lowerLetter"/>
+      <w:lvlText w:val="%5."/>
+      <w:lvlJc w:val="left"/>
+      <w:pPr>
+        <w:ind w:left="3600" w:hanging="360"/>
+      </w:pPr>
+    </w:lvl>
+    <w:lvl w:ilvl="5" w:tplc="0419001B" w:tentative="1">
+      <w:start w:val="1"/>
+      <w:numFmt w:val="lowerRoman"/>
+      <w:lvlText w:val="%6."/>
+      <w:lvlJc w:val="right"/>
+      <w:pPr>
+        <w:ind w:left="4320" w:hanging="180"/>
+      </w:pPr>
+    </w:lvl>
+    <w:lvl w:ilvl="6" w:tplc="0419000F" w:tentative="1">
+      <w:start w:val="1"/>
+      <w:numFmt w:val="decimal"/>
+      <w:lvlText w:val="%7."/>
+      <w:lvlJc w:val="left"/>
+      <w:pPr>
+        <w:ind w:left="5040" w:hanging="360"/>
+      </w:pPr>
+    </w:lvl>
+    <w:lvl w:ilvl="7" w:tplc="04190019" w:tentative="1">
+      <w:start w:val="1"/>
+      <w:numFmt w:val="lowerLetter"/>
+      <w:lvlText w:val="%8."/>
+      <w:lvlJc w:val="left"/>
+      <w:pPr>
+        <w:ind w:left="5760" w:hanging="360"/>
+      </w:pPr>
+    </w:lvl>
+    <w:lvl w:ilvl="8" w:tplc="0419001B" w:tentative="1">
+      <w:start w:val="1"/>
+      <w:numFmt w:val="lowerRoman"/>
+      <w:lvlText w:val="%9."/>
+      <w:lvlJc w:val="right"/>
+      <w:pPr>
+        <w:ind w:left="6480" w:hanging="180"/>
+      </w:pPr>
+    </w:lvl>
+  </w:abstractNum>
+  <w:abstractNum w:abstractNumId="12" w15:restartNumberingAfterBreak="0">
+    <w:nsid w:val="1EF30A7B"/>
+    <w:multiLevelType w:val="hybridMultilevel"/>
+    <w:tmpl w:val="8BC230FA"/>
+    <w:lvl w:ilvl="0" w:tplc="04190001">
+      <w:start w:val="1"/>
+      <w:numFmt w:val="bullet"/>
+      <w:lvlText w:val=""/>
+      <w:lvlJc w:val="left"/>
+      <w:pPr>
+        <w:ind w:left="720" w:hanging="360"/>
+      </w:pPr>
+      <w:rPr>
+        <w:rFonts w:ascii="Symbol" w:hAnsi="Symbol" w:hint="default"/>
+      </w:rPr>
+    </w:lvl>
+    <w:lvl w:ilvl="1" w:tplc="04190003" w:tentative="1">
+      <w:start w:val="1"/>
+      <w:numFmt w:val="bullet"/>
+      <w:lvlText w:val="o"/>
+      <w:lvlJc w:val="left"/>
+      <w:pPr>
+        <w:ind w:left="1440" w:hanging="360"/>
+      </w:pPr>
+      <w:rPr>
+        <w:rFonts w:ascii="Courier New" w:hAnsi="Courier New" w:cs="Courier New" w:hint="default"/>
+      </w:rPr>
+    </w:lvl>
+    <w:lvl w:ilvl="2" w:tplc="04190005" w:tentative="1">
+      <w:start w:val="1"/>
+      <w:numFmt w:val="bullet"/>
+      <w:lvlText w:val=""/>
+      <w:lvlJc w:val="left"/>
+      <w:pPr>
+        <w:ind w:left="2160" w:hanging="360"/>
+      </w:pPr>
+      <w:rPr>
+        <w:rFonts w:ascii="Wingdings" w:hAnsi="Wingdings" w:hint="default"/>
+      </w:rPr>
+    </w:lvl>
+    <w:lvl w:ilvl="3" w:tplc="04190001" w:tentative="1">
+      <w:start w:val="1"/>
+      <w:numFmt w:val="bullet"/>
+      <w:lvlText w:val=""/>
+      <w:lvlJc w:val="left"/>
+      <w:pPr>
+        <w:ind w:left="2880" w:hanging="360"/>
+      </w:pPr>
+      <w:rPr>
+        <w:rFonts w:ascii="Symbol" w:hAnsi="Symbol" w:hint="default"/>
+      </w:rPr>
+    </w:lvl>
+    <w:lvl w:ilvl="4" w:tplc="04190003" w:tentative="1">
+      <w:start w:val="1"/>
+      <w:numFmt w:val="bullet"/>
+      <w:lvlText w:val="o"/>
+      <w:lvlJc w:val="left"/>
+      <w:pPr>
+        <w:ind w:left="3600" w:hanging="360"/>
+      </w:pPr>
+      <w:rPr>
+        <w:rFonts w:ascii="Courier New" w:hAnsi="Courier New" w:cs="Courier New" w:hint="default"/>
+      </w:rPr>
+    </w:lvl>
+    <w:lvl w:ilvl="5" w:tplc="04190005" w:tentative="1">
+      <w:start w:val="1"/>
+      <w:numFmt w:val="bullet"/>
+      <w:lvlText w:val=""/>
+      <w:lvlJc w:val="left"/>
+      <w:pPr>
+        <w:ind w:left="4320" w:hanging="360"/>
+      </w:pPr>
+      <w:rPr>
+        <w:rFonts w:ascii="Wingdings" w:hAnsi="Wingdings" w:hint="default"/>
+      </w:rPr>
+    </w:lvl>
+    <w:lvl w:ilvl="6" w:tplc="04190001" w:tentative="1">
+      <w:start w:val="1"/>
+      <w:numFmt w:val="bullet"/>
+      <w:lvlText w:val=""/>
+      <w:lvlJc w:val="left"/>
+      <w:pPr>
+        <w:ind w:left="5040" w:hanging="360"/>
+      </w:pPr>
+      <w:rPr>
+        <w:rFonts w:ascii="Symbol" w:hAnsi="Symbol" w:hint="default"/>
+      </w:rPr>
+    </w:lvl>
+    <w:lvl w:ilvl="7" w:tplc="04190003" w:tentative="1">
+      <w:start w:val="1"/>
+      <w:numFmt w:val="bullet"/>
+      <w:lvlText w:val="o"/>
+      <w:lvlJc w:val="left"/>
+      <w:pPr>
+        <w:ind w:left="5760" w:hanging="360"/>
+      </w:pPr>
+      <w:rPr>
+        <w:rFonts w:ascii="Courier New" w:hAnsi="Courier New" w:cs="Courier New" w:hint="default"/>
+      </w:rPr>
+    </w:lvl>
+    <w:lvl w:ilvl="8" w:tplc="04190005" w:tentative="1">
+      <w:start w:val="1"/>
+      <w:numFmt w:val="bullet"/>
+      <w:lvlText w:val=""/>
+      <w:lvlJc w:val="left"/>
+      <w:pPr>
+        <w:ind w:left="6480" w:hanging="360"/>
+      </w:pPr>
+      <w:rPr>
+        <w:rFonts w:ascii="Wingdings" w:hAnsi="Wingdings" w:hint="default"/>
+      </w:rPr>
+    </w:lvl>
+  </w:abstractNum>
+  <w:abstractNum w:abstractNumId="13" w15:restartNumberingAfterBreak="0">
     <w:nsid w:val="27A23ACA"/>
     <w:multiLevelType w:val="hybridMultilevel"/>
     <w:tmpl w:val="3F2019B2"/>
@@ -3499,7 +3967,7 @@
       </w:pPr>
     </w:lvl>
   </w:abstractNum>
-  <w:abstractNum w:abstractNumId="9" w15:restartNumberingAfterBreak="0">
+  <w:abstractNum w:abstractNumId="14" w15:restartNumberingAfterBreak="0">
     <w:nsid w:val="29ED32FF"/>
     <w:multiLevelType w:val="hybridMultilevel"/>
     <w:tmpl w:val="161C7E06"/>
@@ -3585,7 +4053,120 @@
       </w:pPr>
     </w:lvl>
   </w:abstractNum>
-  <w:abstractNum w:abstractNumId="10" w15:restartNumberingAfterBreak="0">
+  <w:abstractNum w:abstractNumId="15" w15:restartNumberingAfterBreak="0">
+    <w:nsid w:val="2BD53AE5"/>
+    <w:multiLevelType w:val="hybridMultilevel"/>
+    <w:tmpl w:val="3F646AEE"/>
+    <w:lvl w:ilvl="0" w:tplc="04190001">
+      <w:start w:val="1"/>
+      <w:numFmt w:val="bullet"/>
+      <w:lvlText w:val=""/>
+      <w:lvlJc w:val="left"/>
+      <w:pPr>
+        <w:ind w:left="1429" w:hanging="360"/>
+      </w:pPr>
+      <w:rPr>
+        <w:rFonts w:ascii="Symbol" w:hAnsi="Symbol" w:hint="default"/>
+      </w:rPr>
+    </w:lvl>
+    <w:lvl w:ilvl="1" w:tplc="04190003" w:tentative="1">
+      <w:start w:val="1"/>
+      <w:numFmt w:val="bullet"/>
+      <w:lvlText w:val="o"/>
+      <w:lvlJc w:val="left"/>
+      <w:pPr>
+        <w:ind w:left="2149" w:hanging="360"/>
+      </w:pPr>
+      <w:rPr>
+        <w:rFonts w:ascii="Courier New" w:hAnsi="Courier New" w:cs="Courier New" w:hint="default"/>
+      </w:rPr>
+    </w:lvl>
+    <w:lvl w:ilvl="2" w:tplc="04190005" w:tentative="1">
+      <w:start w:val="1"/>
+      <w:numFmt w:val="bullet"/>
+      <w:lvlText w:val=""/>
+      <w:lvlJc w:val="left"/>
+      <w:pPr>
+        <w:ind w:left="2869" w:hanging="360"/>
+      </w:pPr>
+      <w:rPr>
+        <w:rFonts w:ascii="Wingdings" w:hAnsi="Wingdings" w:hint="default"/>
+      </w:rPr>
+    </w:lvl>
+    <w:lvl w:ilvl="3" w:tplc="04190001" w:tentative="1">
+      <w:start w:val="1"/>
+      <w:numFmt w:val="bullet"/>
+      <w:lvlText w:val=""/>
+      <w:lvlJc w:val="left"/>
+      <w:pPr>
+        <w:ind w:left="3589" w:hanging="360"/>
+      </w:pPr>
+      <w:rPr>
+        <w:rFonts w:ascii="Symbol" w:hAnsi="Symbol" w:hint="default"/>
+      </w:rPr>
+    </w:lvl>
+    <w:lvl w:ilvl="4" w:tplc="04190003" w:tentative="1">
+      <w:start w:val="1"/>
+      <w:numFmt w:val="bullet"/>
+      <w:lvlText w:val="o"/>
+      <w:lvlJc w:val="left"/>
+      <w:pPr>
+        <w:ind w:left="4309" w:hanging="360"/>
+      </w:pPr>
+      <w:rPr>
+        <w:rFonts w:ascii="Courier New" w:hAnsi="Courier New" w:cs="Courier New" w:hint="default"/>
+      </w:rPr>
+    </w:lvl>
+    <w:lvl w:ilvl="5" w:tplc="04190005" w:tentative="1">
+      <w:start w:val="1"/>
+      <w:numFmt w:val="bullet"/>
+      <w:lvlText w:val=""/>
+      <w:lvlJc w:val="left"/>
+      <w:pPr>
+        <w:ind w:left="5029" w:hanging="360"/>
+      </w:pPr>
+      <w:rPr>
+        <w:rFonts w:ascii="Wingdings" w:hAnsi="Wingdings" w:hint="default"/>
+      </w:rPr>
+    </w:lvl>
+    <w:lvl w:ilvl="6" w:tplc="04190001" w:tentative="1">
+      <w:start w:val="1"/>
+      <w:numFmt w:val="bullet"/>
+      <w:lvlText w:val=""/>
+      <w:lvlJc w:val="left"/>
+      <w:pPr>
+        <w:ind w:left="5749" w:hanging="360"/>
+      </w:pPr>
+      <w:rPr>
+        <w:rFonts w:ascii="Symbol" w:hAnsi="Symbol" w:hint="default"/>
+      </w:rPr>
+    </w:lvl>
+    <w:lvl w:ilvl="7" w:tplc="04190003" w:tentative="1">
+      <w:start w:val="1"/>
+      <w:numFmt w:val="bullet"/>
+      <w:lvlText w:val="o"/>
+      <w:lvlJc w:val="left"/>
+      <w:pPr>
+        <w:ind w:left="6469" w:hanging="360"/>
+      </w:pPr>
+      <w:rPr>
+        <w:rFonts w:ascii="Courier New" w:hAnsi="Courier New" w:cs="Courier New" w:hint="default"/>
+      </w:rPr>
+    </w:lvl>
+    <w:lvl w:ilvl="8" w:tplc="04190005" w:tentative="1">
+      <w:start w:val="1"/>
+      <w:numFmt w:val="bullet"/>
+      <w:lvlText w:val=""/>
+      <w:lvlJc w:val="left"/>
+      <w:pPr>
+        <w:ind w:left="7189" w:hanging="360"/>
+      </w:pPr>
+      <w:rPr>
+        <w:rFonts w:ascii="Wingdings" w:hAnsi="Wingdings" w:hint="default"/>
+      </w:rPr>
+    </w:lvl>
+  </w:abstractNum>
+  <w:abstractNum w:abstractNumId="16" w15:restartNumberingAfterBreak="0">
     <w:nsid w:val="2D9D11AD"/>
     <w:multiLevelType w:val="hybridMultilevel"/>
     <w:tmpl w:val="905EE44C"/>
@@ -3671,7 +4252,7 @@
       </w:pPr>
     </w:lvl>
   </w:abstractNum>
-  <w:abstractNum w:abstractNumId="11" w15:restartNumberingAfterBreak="0">
+  <w:abstractNum w:abstractNumId="17" w15:restartNumberingAfterBreak="0">
     <w:nsid w:val="33B552C8"/>
     <w:multiLevelType w:val="hybridMultilevel"/>
     <w:tmpl w:val="C276BE12"/>
@@ -3784,7 +4365,7 @@
       </w:rPr>
     </w:lvl>
   </w:abstractNum>
-  <w:abstractNum w:abstractNumId="12" w15:restartNumberingAfterBreak="0">
+  <w:abstractNum w:abstractNumId="18" w15:restartNumberingAfterBreak="0">
     <w:nsid w:val="34B260C3"/>
     <w:multiLevelType w:val="hybridMultilevel"/>
     <w:tmpl w:val="C12C47F4"/>
@@ -3897,7 +4478,382 @@
       </w:rPr>
     </w:lvl>
   </w:abstractNum>
-  <w:abstractNum w:abstractNumId="13" w15:restartNumberingAfterBreak="0">
+  <w:abstractNum w:abstractNumId="19" w15:restartNumberingAfterBreak="0">
+    <w:nsid w:val="35177C80"/>
+    <w:multiLevelType w:val="multilevel"/>
+    <w:tmpl w:val="0CDEED48"/>
+    <w:lvl w:ilvl="0">
+      <w:start w:val="1"/>
+      <w:numFmt w:val="bullet"/>
+      <w:lvlText w:val=""/>
+      <w:lvlJc w:val="left"/>
+      <w:pPr>
+        <w:tabs>
+          <w:tab w:val="num" w:pos="720"/>
+        </w:tabs>
+        <w:ind w:left="720" w:hanging="360"/>
+      </w:pPr>
+      <w:rPr>
+        <w:rFonts w:ascii="Symbol" w:hAnsi="Symbol" w:hint="default"/>
+        <w:sz w:val="20"/>
+      </w:rPr>
+    </w:lvl>
+    <w:lvl w:ilvl="1" w:tentative="1">
+      <w:start w:val="1"/>
+      <w:numFmt w:val="bullet"/>
+      <w:lvlText w:val="o"/>
+      <w:lvlJc w:val="left"/>
+      <w:pPr>
+        <w:tabs>
+          <w:tab w:val="num" w:pos="1440"/>
+        </w:tabs>
+        <w:ind w:left="1440" w:hanging="360"/>
+      </w:pPr>
+      <w:rPr>
+        <w:rFonts w:ascii="Courier New" w:hAnsi="Courier New" w:hint="default"/>
+        <w:sz w:val="20"/>
+      </w:rPr>
+    </w:lvl>
+    <w:lvl w:ilvl="2" w:tentative="1">
+      <w:start w:val="1"/>
+      <w:numFmt w:val="bullet"/>
+      <w:lvlText w:val=""/>
+      <w:lvlJc w:val="left"/>
+      <w:pPr>
+        <w:tabs>
+          <w:tab w:val="num" w:pos="2160"/>
+        </w:tabs>
+        <w:ind w:left="2160" w:hanging="360"/>
+      </w:pPr>
+      <w:rPr>
+        <w:rFonts w:ascii="Wingdings" w:hAnsi="Wingdings" w:hint="default"/>
+        <w:sz w:val="20"/>
+      </w:rPr>
+    </w:lvl>
+    <w:lvl w:ilvl="3" w:tentative="1">
+      <w:start w:val="1"/>
+      <w:numFmt w:val="bullet"/>
+      <w:lvlText w:val=""/>
+      <w:lvlJc w:val="left"/>
+      <w:pPr>
+        <w:tabs>
+          <w:tab w:val="num" w:pos="2880"/>
+        </w:tabs>
+        <w:ind w:left="2880" w:hanging="360"/>
+      </w:pPr>
+      <w:rPr>
+        <w:rFonts w:ascii="Wingdings" w:hAnsi="Wingdings" w:hint="default"/>
+        <w:sz w:val="20"/>
+      </w:rPr>
+    </w:lvl>
+    <w:lvl w:ilvl="4" w:tentative="1">
+      <w:start w:val="1"/>
+      <w:numFmt w:val="bullet"/>
+      <w:lvlText w:val=""/>
+      <w:lvlJc w:val="left"/>
+      <w:pPr>
+        <w:tabs>
+          <w:tab w:val="num" w:pos="3600"/>
+        </w:tabs>
+        <w:ind w:left="3600" w:hanging="360"/>
+      </w:pPr>
+      <w:rPr>
+        <w:rFonts w:ascii="Wingdings" w:hAnsi="Wingdings" w:hint="default"/>
+        <w:sz w:val="20"/>
+      </w:rPr>
+    </w:lvl>
+    <w:lvl w:ilvl="5" w:tentative="1">
+      <w:start w:val="1"/>
+      <w:numFmt w:val="bullet"/>
+      <w:lvlText w:val=""/>
+      <w:lvlJc w:val="left"/>
+      <w:pPr>
+        <w:tabs>
+          <w:tab w:val="num" w:pos="4320"/>
+        </w:tabs>
+        <w:ind w:left="4320" w:hanging="360"/>
+      </w:pPr>
+      <w:rPr>
+        <w:rFonts w:ascii="Wingdings" w:hAnsi="Wingdings" w:hint="default"/>
+        <w:sz w:val="20"/>
+      </w:rPr>
+    </w:lvl>
+    <w:lvl w:ilvl="6" w:tentative="1">
+      <w:start w:val="1"/>
+      <w:numFmt w:val="bullet"/>
+      <w:lvlText w:val=""/>
+      <w:lvlJc w:val="left"/>
+      <w:pPr>
+        <w:tabs>
+          <w:tab w:val="num" w:pos="5040"/>
+        </w:tabs>
+        <w:ind w:left="5040" w:hanging="360"/>
+      </w:pPr>
+      <w:rPr>
+        <w:rFonts w:ascii="Wingdings" w:hAnsi="Wingdings" w:hint="default"/>
+        <w:sz w:val="20"/>
+      </w:rPr>
+    </w:lvl>
+    <w:lvl w:ilvl="7" w:tentative="1">
+      <w:start w:val="1"/>
+      <w:numFmt w:val="bullet"/>
+      <w:lvlText w:val=""/>
+      <w:lvlJc w:val="left"/>
+      <w:pPr>
+        <w:tabs>
+          <w:tab w:val="num" w:pos="5760"/>
+        </w:tabs>
+        <w:ind w:left="5760" w:hanging="360"/>
+      </w:pPr>
+      <w:rPr>
+        <w:rFonts w:ascii="Wingdings" w:hAnsi="Wingdings" w:hint="default"/>
+        <w:sz w:val="20"/>
+      </w:rPr>
+    </w:lvl>
+    <w:lvl w:ilvl="8" w:tentative="1">
+      <w:start w:val="1"/>
+      <w:numFmt w:val="bullet"/>
+      <w:lvlText w:val=""/>
+      <w:lvlJc w:val="left"/>
+      <w:pPr>
+        <w:tabs>
+          <w:tab w:val="num" w:pos="6480"/>
+        </w:tabs>
+        <w:ind w:left="6480" w:hanging="360"/>
+      </w:pPr>
+      <w:rPr>
+        <w:rFonts w:ascii="Wingdings" w:hAnsi="Wingdings" w:hint="default"/>
+        <w:sz w:val="20"/>
+      </w:rPr>
+    </w:lvl>
+  </w:abstractNum>
+  <w:abstractNum w:abstractNumId="20" w15:restartNumberingAfterBreak="0">
+    <w:nsid w:val="39A66576"/>
+    <w:multiLevelType w:val="hybridMultilevel"/>
+    <w:tmpl w:val="69347E36"/>
+    <w:lvl w:ilvl="0" w:tplc="04190001">
+      <w:start w:val="1"/>
+      <w:numFmt w:val="bullet"/>
+      <w:lvlText w:val=""/>
+      <w:lvlJc w:val="left"/>
+      <w:pPr>
+        <w:ind w:left="1429" w:hanging="360"/>
+      </w:pPr>
+      <w:rPr>
+        <w:rFonts w:ascii="Symbol" w:hAnsi="Symbol" w:hint="default"/>
+      </w:rPr>
+    </w:lvl>
+    <w:lvl w:ilvl="1" w:tplc="04190003" w:tentative="1">
+      <w:start w:val="1"/>
+      <w:numFmt w:val="bullet"/>
+      <w:lvlText w:val="o"/>
+      <w:lvlJc w:val="left"/>
+      <w:pPr>
+        <w:ind w:left="2149" w:hanging="360"/>
+      </w:pPr>
+      <w:rPr>
+        <w:rFonts w:ascii="Courier New" w:hAnsi="Courier New" w:cs="Courier New" w:hint="default"/>
+      </w:rPr>
+    </w:lvl>
+    <w:lvl w:ilvl="2" w:tplc="04190005" w:tentative="1">
+      <w:start w:val="1"/>
+      <w:numFmt w:val="bullet"/>
+      <w:lvlText w:val=""/>
+      <w:lvlJc w:val="left"/>
+      <w:pPr>
+        <w:ind w:left="2869" w:hanging="360"/>
+      </w:pPr>
+      <w:rPr>
+        <w:rFonts w:ascii="Wingdings" w:hAnsi="Wingdings" w:hint="default"/>
+      </w:rPr>
+    </w:lvl>
+    <w:lvl w:ilvl="3" w:tplc="04190001" w:tentative="1">
+      <w:start w:val="1"/>
+      <w:numFmt w:val="bullet"/>
+      <w:lvlText w:val=""/>
+      <w:lvlJc w:val="left"/>
+      <w:pPr>
+        <w:ind w:left="3589" w:hanging="360"/>
+      </w:pPr>
+      <w:rPr>
+        <w:rFonts w:ascii="Symbol" w:hAnsi="Symbol" w:hint="default"/>
+      </w:rPr>
+    </w:lvl>
+    <w:lvl w:ilvl="4" w:tplc="04190003" w:tentative="1">
+      <w:start w:val="1"/>
+      <w:numFmt w:val="bullet"/>
+      <w:lvlText w:val="o"/>
+      <w:lvlJc w:val="left"/>
+      <w:pPr>
+        <w:ind w:left="4309" w:hanging="360"/>
+      </w:pPr>
+      <w:rPr>
+        <w:rFonts w:ascii="Courier New" w:hAnsi="Courier New" w:cs="Courier New" w:hint="default"/>
+      </w:rPr>
+    </w:lvl>
+    <w:lvl w:ilvl="5" w:tplc="04190005" w:tentative="1">
+      <w:start w:val="1"/>
+      <w:numFmt w:val="bullet"/>
+      <w:lvlText w:val=""/>
+      <w:lvlJc w:val="left"/>
+      <w:pPr>
+        <w:ind w:left="5029" w:hanging="360"/>
+      </w:pPr>
+      <w:rPr>
+        <w:rFonts w:ascii="Wingdings" w:hAnsi="Wingdings" w:hint="default"/>
+      </w:rPr>
+    </w:lvl>
+    <w:lvl w:ilvl="6" w:tplc="04190001" w:tentative="1">
+      <w:start w:val="1"/>
+      <w:numFmt w:val="bullet"/>
+      <w:lvlText w:val=""/>
+      <w:lvlJc w:val="left"/>
+      <w:pPr>
+        <w:ind w:left="5749" w:hanging="360"/>
+      </w:pPr>
+      <w:rPr>
+        <w:rFonts w:ascii="Symbol" w:hAnsi="Symbol" w:hint="default"/>
+      </w:rPr>
+    </w:lvl>
+    <w:lvl w:ilvl="7" w:tplc="04190003" w:tentative="1">
+      <w:start w:val="1"/>
+      <w:numFmt w:val="bullet"/>
+      <w:lvlText w:val="o"/>
+      <w:lvlJc w:val="left"/>
+      <w:pPr>
+        <w:ind w:left="6469" w:hanging="360"/>
+      </w:pPr>
+      <w:rPr>
+        <w:rFonts w:ascii="Courier New" w:hAnsi="Courier New" w:cs="Courier New" w:hint="default"/>
+      </w:rPr>
+    </w:lvl>
+    <w:lvl w:ilvl="8" w:tplc="04190005" w:tentative="1">
+      <w:start w:val="1"/>
+      <w:numFmt w:val="bullet"/>
+      <w:lvlText w:val=""/>
+      <w:lvlJc w:val="left"/>
+      <w:pPr>
+        <w:ind w:left="7189" w:hanging="360"/>
+      </w:pPr>
+      <w:rPr>
+        <w:rFonts w:ascii="Wingdings" w:hAnsi="Wingdings" w:hint="default"/>
+      </w:rPr>
+    </w:lvl>
+  </w:abstractNum>
+  <w:abstractNum w:abstractNumId="21" w15:restartNumberingAfterBreak="0">
+    <w:nsid w:val="3F91570C"/>
+    <w:multiLevelType w:val="hybridMultilevel"/>
+    <w:tmpl w:val="3BFCB13C"/>
+    <w:lvl w:ilvl="0" w:tplc="04190001">
+      <w:start w:val="1"/>
+      <w:numFmt w:val="bullet"/>
+      <w:lvlText w:val=""/>
+      <w:lvlJc w:val="left"/>
+      <w:pPr>
+        <w:ind w:left="1429" w:hanging="360"/>
+      </w:pPr>
+      <w:rPr>
+        <w:rFonts w:ascii="Symbol" w:hAnsi="Symbol" w:hint="default"/>
+      </w:rPr>
+    </w:lvl>
+    <w:lvl w:ilvl="1" w:tplc="04190003" w:tentative="1">
+      <w:start w:val="1"/>
+      <w:numFmt w:val="bullet"/>
+      <w:lvlText w:val="o"/>
+      <w:lvlJc w:val="left"/>
+      <w:pPr>
+        <w:ind w:left="2149" w:hanging="360"/>
+      </w:pPr>
+      <w:rPr>
+        <w:rFonts w:ascii="Courier New" w:hAnsi="Courier New" w:cs="Courier New" w:hint="default"/>
+      </w:rPr>
+    </w:lvl>
+    <w:lvl w:ilvl="2" w:tplc="04190005" w:tentative="1">
+      <w:start w:val="1"/>
+      <w:numFmt w:val="bullet"/>
+      <w:lvlText w:val=""/>
+      <w:lvlJc w:val="left"/>
+      <w:pPr>
+        <w:ind w:left="2869" w:hanging="360"/>
+      </w:pPr>
+      <w:rPr>
+        <w:rFonts w:ascii="Wingdings" w:hAnsi="Wingdings" w:hint="default"/>
+      </w:rPr>
+    </w:lvl>
+    <w:lvl w:ilvl="3" w:tplc="04190001" w:tentative="1">
+      <w:start w:val="1"/>
+      <w:numFmt w:val="bullet"/>
+      <w:lvlText w:val=""/>
+      <w:lvlJc w:val="left"/>
+      <w:pPr>
+        <w:ind w:left="3589" w:hanging="360"/>
+      </w:pPr>
+      <w:rPr>
+        <w:rFonts w:ascii="Symbol" w:hAnsi="Symbol" w:hint="default"/>
+      </w:rPr>
+    </w:lvl>
+    <w:lvl w:ilvl="4" w:tplc="04190003" w:tentative="1">
+      <w:start w:val="1"/>
+      <w:numFmt w:val="bullet"/>
+      <w:lvlText w:val="o"/>
+      <w:lvlJc w:val="left"/>
+      <w:pPr>
+        <w:ind w:left="4309" w:hanging="360"/>
+      </w:pPr>
+      <w:rPr>
+        <w:rFonts w:ascii="Courier New" w:hAnsi="Courier New" w:cs="Courier New" w:hint="default"/>
+      </w:rPr>
+    </w:lvl>
+    <w:lvl w:ilvl="5" w:tplc="04190005" w:tentative="1">
+      <w:start w:val="1"/>
+      <w:numFmt w:val="bullet"/>
+      <w:lvlText w:val=""/>
+      <w:lvlJc w:val="left"/>
+      <w:pPr>
+        <w:ind w:left="5029" w:hanging="360"/>
+      </w:pPr>
+      <w:rPr>
+        <w:rFonts w:ascii="Wingdings" w:hAnsi="Wingdings" w:hint="default"/>
+      </w:rPr>
+    </w:lvl>
+    <w:lvl w:ilvl="6" w:tplc="04190001" w:tentative="1">
+      <w:start w:val="1"/>
+      <w:numFmt w:val="bullet"/>
+      <w:lvlText w:val=""/>
+      <w:lvlJc w:val="left"/>
+      <w:pPr>
+        <w:ind w:left="5749" w:hanging="360"/>
+      </w:pPr>
+      <w:rPr>
+        <w:rFonts w:ascii="Symbol" w:hAnsi="Symbol" w:hint="default"/>
+      </w:rPr>
+    </w:lvl>
+    <w:lvl w:ilvl="7" w:tplc="04190003" w:tentative="1">
+      <w:start w:val="1"/>
+      <w:numFmt w:val="bullet"/>
+      <w:lvlText w:val="o"/>
+      <w:lvlJc w:val="left"/>
+      <w:pPr>
+        <w:ind w:left="6469" w:hanging="360"/>
+      </w:pPr>
+      <w:rPr>
+        <w:rFonts w:ascii="Courier New" w:hAnsi="Courier New" w:cs="Courier New" w:hint="default"/>
+      </w:rPr>
+    </w:lvl>
+    <w:lvl w:ilvl="8" w:tplc="04190005" w:tentative="1">
+      <w:start w:val="1"/>
+      <w:numFmt w:val="bullet"/>
+      <w:lvlText w:val=""/>
+      <w:lvlJc w:val="left"/>
+      <w:pPr>
+        <w:ind w:left="7189" w:hanging="360"/>
+      </w:pPr>
+      <w:rPr>
+        <w:rFonts w:ascii="Wingdings" w:hAnsi="Wingdings" w:hint="default"/>
+      </w:rPr>
+    </w:lvl>
+  </w:abstractNum>
+  <w:abstractNum w:abstractNumId="22" w15:restartNumberingAfterBreak="0">
     <w:nsid w:val="40496B47"/>
     <w:multiLevelType w:val="hybridMultilevel"/>
     <w:tmpl w:val="B4D4A0FE"/>
@@ -3983,7 +4939,7 @@
       </w:pPr>
     </w:lvl>
   </w:abstractNum>
-  <w:abstractNum w:abstractNumId="14" w15:restartNumberingAfterBreak="0">
+  <w:abstractNum w:abstractNumId="23" w15:restartNumberingAfterBreak="0">
     <w:nsid w:val="42C83653"/>
     <w:multiLevelType w:val="hybridMultilevel"/>
     <w:tmpl w:val="27207248"/>
@@ -4096,7 +5052,7 @@
       </w:rPr>
     </w:lvl>
   </w:abstractNum>
-  <w:abstractNum w:abstractNumId="15" w15:restartNumberingAfterBreak="0">
+  <w:abstractNum w:abstractNumId="24" w15:restartNumberingAfterBreak="0">
     <w:nsid w:val="43125ED9"/>
     <w:multiLevelType w:val="hybridMultilevel"/>
     <w:tmpl w:val="9264A0F2"/>
@@ -4182,7 +5138,7 @@
       </w:pPr>
     </w:lvl>
   </w:abstractNum>
-  <w:abstractNum w:abstractNumId="16" w15:restartNumberingAfterBreak="0">
+  <w:abstractNum w:abstractNumId="25" w15:restartNumberingAfterBreak="0">
     <w:nsid w:val="491A2C8C"/>
     <w:multiLevelType w:val="hybridMultilevel"/>
     <w:tmpl w:val="887C98A6"/>
@@ -4295,7 +5251,7 @@
       </w:rPr>
     </w:lvl>
   </w:abstractNum>
-  <w:abstractNum w:abstractNumId="17" w15:restartNumberingAfterBreak="0">
+  <w:abstractNum w:abstractNumId="26" w15:restartNumberingAfterBreak="0">
     <w:nsid w:val="49977087"/>
     <w:multiLevelType w:val="hybridMultilevel"/>
     <w:tmpl w:val="70ACEF34"/>
@@ -4381,7 +5337,7 @@
       </w:pPr>
     </w:lvl>
   </w:abstractNum>
-  <w:abstractNum w:abstractNumId="18" w15:restartNumberingAfterBreak="0">
+  <w:abstractNum w:abstractNumId="27" w15:restartNumberingAfterBreak="0">
     <w:nsid w:val="4D527B96"/>
     <w:multiLevelType w:val="hybridMultilevel"/>
     <w:tmpl w:val="F1DC2876"/>
@@ -4494,7 +5450,7 @@
       </w:rPr>
     </w:lvl>
   </w:abstractNum>
-  <w:abstractNum w:abstractNumId="19" w15:restartNumberingAfterBreak="0">
+  <w:abstractNum w:abstractNumId="28" w15:restartNumberingAfterBreak="0">
     <w:nsid w:val="50D37A59"/>
     <w:multiLevelType w:val="hybridMultilevel"/>
     <w:tmpl w:val="0FF6C648"/>
@@ -4607,7 +5563,7 @@
       </w:rPr>
     </w:lvl>
   </w:abstractNum>
-  <w:abstractNum w:abstractNumId="20" w15:restartNumberingAfterBreak="0">
+  <w:abstractNum w:abstractNumId="29" w15:restartNumberingAfterBreak="0">
     <w:nsid w:val="52710D05"/>
     <w:multiLevelType w:val="hybridMultilevel"/>
     <w:tmpl w:val="45B0D402"/>
@@ -4720,7 +5676,7 @@
       </w:rPr>
     </w:lvl>
   </w:abstractNum>
-  <w:abstractNum w:abstractNumId="21" w15:restartNumberingAfterBreak="0">
+  <w:abstractNum w:abstractNumId="30" w15:restartNumberingAfterBreak="0">
     <w:nsid w:val="55A30922"/>
     <w:multiLevelType w:val="hybridMultilevel"/>
     <w:tmpl w:val="A9AEF9BC"/>
@@ -4833,7 +5789,7 @@
       </w:rPr>
     </w:lvl>
   </w:abstractNum>
-  <w:abstractNum w:abstractNumId="22" w15:restartNumberingAfterBreak="0">
+  <w:abstractNum w:abstractNumId="31" w15:restartNumberingAfterBreak="0">
     <w:nsid w:val="5CC127F8"/>
     <w:multiLevelType w:val="hybridMultilevel"/>
     <w:tmpl w:val="17381B9C"/>
@@ -4919,7 +5875,120 @@
       </w:pPr>
     </w:lvl>
   </w:abstractNum>
-  <w:abstractNum w:abstractNumId="23" w15:restartNumberingAfterBreak="0">
+  <w:abstractNum w:abstractNumId="32" w15:restartNumberingAfterBreak="0">
+    <w:nsid w:val="5F910FB2"/>
+    <w:multiLevelType w:val="hybridMultilevel"/>
+    <w:tmpl w:val="AA96EC40"/>
+    <w:lvl w:ilvl="0" w:tplc="04190001">
+      <w:start w:val="1"/>
+      <w:numFmt w:val="bullet"/>
+      <w:lvlText w:val=""/>
+      <w:lvlJc w:val="left"/>
+      <w:pPr>
+        <w:ind w:left="1429" w:hanging="360"/>
+      </w:pPr>
+      <w:rPr>
+        <w:rFonts w:ascii="Symbol" w:hAnsi="Symbol" w:hint="default"/>
+      </w:rPr>
+    </w:lvl>
+    <w:lvl w:ilvl="1" w:tplc="04190003" w:tentative="1">
+      <w:start w:val="1"/>
+      <w:numFmt w:val="bullet"/>
+      <w:lvlText w:val="o"/>
+      <w:lvlJc w:val="left"/>
+      <w:pPr>
+        <w:ind w:left="2149" w:hanging="360"/>
+      </w:pPr>
+      <w:rPr>
+        <w:rFonts w:ascii="Courier New" w:hAnsi="Courier New" w:cs="Courier New" w:hint="default"/>
+      </w:rPr>
+    </w:lvl>
+    <w:lvl w:ilvl="2" w:tplc="04190005" w:tentative="1">
+      <w:start w:val="1"/>
+      <w:numFmt w:val="bullet"/>
+      <w:lvlText w:val=""/>
+      <w:lvlJc w:val="left"/>
+      <w:pPr>
+        <w:ind w:left="2869" w:hanging="360"/>
+      </w:pPr>
+      <w:rPr>
+        <w:rFonts w:ascii="Wingdings" w:hAnsi="Wingdings" w:hint="default"/>
+      </w:rPr>
+    </w:lvl>
+    <w:lvl w:ilvl="3" w:tplc="04190001" w:tentative="1">
+      <w:start w:val="1"/>
+      <w:numFmt w:val="bullet"/>
+      <w:lvlText w:val=""/>
+      <w:lvlJc w:val="left"/>
+      <w:pPr>
+        <w:ind w:left="3589" w:hanging="360"/>
+      </w:pPr>
+      <w:rPr>
+        <w:rFonts w:ascii="Symbol" w:hAnsi="Symbol" w:hint="default"/>
+      </w:rPr>
+    </w:lvl>
+    <w:lvl w:ilvl="4" w:tplc="04190003" w:tentative="1">
+      <w:start w:val="1"/>
+      <w:numFmt w:val="bullet"/>
+      <w:lvlText w:val="o"/>
+      <w:lvlJc w:val="left"/>
+      <w:pPr>
+        <w:ind w:left="4309" w:hanging="360"/>
+      </w:pPr>
+      <w:rPr>
+        <w:rFonts w:ascii="Courier New" w:hAnsi="Courier New" w:cs="Courier New" w:hint="default"/>
+      </w:rPr>
+    </w:lvl>
+    <w:lvl w:ilvl="5" w:tplc="04190005" w:tentative="1">
+      <w:start w:val="1"/>
+      <w:numFmt w:val="bullet"/>
+      <w:lvlText w:val=""/>
+      <w:lvlJc w:val="left"/>
+      <w:pPr>
+        <w:ind w:left="5029" w:hanging="360"/>
+      </w:pPr>
+      <w:rPr>
+        <w:rFonts w:ascii="Wingdings" w:hAnsi="Wingdings" w:hint="default"/>
+      </w:rPr>
+    </w:lvl>
+    <w:lvl w:ilvl="6" w:tplc="04190001" w:tentative="1">
+      <w:start w:val="1"/>
+      <w:numFmt w:val="bullet"/>
+      <w:lvlText w:val=""/>
+      <w:lvlJc w:val="left"/>
+      <w:pPr>
+        <w:ind w:left="5749" w:hanging="360"/>
+      </w:pPr>
+      <w:rPr>
+        <w:rFonts w:ascii="Symbol" w:hAnsi="Symbol" w:hint="default"/>
+      </w:rPr>
+    </w:lvl>
+    <w:lvl w:ilvl="7" w:tplc="04190003" w:tentative="1">
+      <w:start w:val="1"/>
+      <w:numFmt w:val="bullet"/>
+      <w:lvlText w:val="o"/>
+      <w:lvlJc w:val="left"/>
+      <w:pPr>
+        <w:ind w:left="6469" w:hanging="360"/>
+      </w:pPr>
+      <w:rPr>
+        <w:rFonts w:ascii="Courier New" w:hAnsi="Courier New" w:cs="Courier New" w:hint="default"/>
+      </w:rPr>
+    </w:lvl>
+    <w:lvl w:ilvl="8" w:tplc="04190005" w:tentative="1">
+      <w:start w:val="1"/>
+      <w:numFmt w:val="bullet"/>
+      <w:lvlText w:val=""/>
+      <w:lvlJc w:val="left"/>
+      <w:pPr>
+        <w:ind w:left="7189" w:hanging="360"/>
+      </w:pPr>
+      <w:rPr>
+        <w:rFonts w:ascii="Wingdings" w:hAnsi="Wingdings" w:hint="default"/>
+      </w:rPr>
+    </w:lvl>
+  </w:abstractNum>
+  <w:abstractNum w:abstractNumId="33" w15:restartNumberingAfterBreak="0">
     <w:nsid w:val="5FE52038"/>
     <w:multiLevelType w:val="hybridMultilevel"/>
     <w:tmpl w:val="962CA1D6"/>
@@ -5032,7 +6101,233 @@
       </w:rPr>
     </w:lvl>
   </w:abstractNum>
-  <w:abstractNum w:abstractNumId="24" w15:restartNumberingAfterBreak="0">
+  <w:abstractNum w:abstractNumId="34" w15:restartNumberingAfterBreak="0">
+    <w:nsid w:val="63C5542A"/>
+    <w:multiLevelType w:val="hybridMultilevel"/>
+    <w:tmpl w:val="2E9A4CD8"/>
+    <w:lvl w:ilvl="0" w:tplc="04190001">
+      <w:start w:val="1"/>
+      <w:numFmt w:val="bullet"/>
+      <w:lvlText w:val=""/>
+      <w:lvlJc w:val="left"/>
+      <w:pPr>
+        <w:ind w:left="720" w:hanging="360"/>
+      </w:pPr>
+      <w:rPr>
+        <w:rFonts w:ascii="Symbol" w:hAnsi="Symbol" w:hint="default"/>
+      </w:rPr>
+    </w:lvl>
+    <w:lvl w:ilvl="1" w:tplc="04190003" w:tentative="1">
+      <w:start w:val="1"/>
+      <w:numFmt w:val="bullet"/>
+      <w:lvlText w:val="o"/>
+      <w:lvlJc w:val="left"/>
+      <w:pPr>
+        <w:ind w:left="1440" w:hanging="360"/>
+      </w:pPr>
+      <w:rPr>
+        <w:rFonts w:ascii="Courier New" w:hAnsi="Courier New" w:cs="Courier New" w:hint="default"/>
+      </w:rPr>
+    </w:lvl>
+    <w:lvl w:ilvl="2" w:tplc="04190005" w:tentative="1">
+      <w:start w:val="1"/>
+      <w:numFmt w:val="bullet"/>
+      <w:lvlText w:val=""/>
+      <w:lvlJc w:val="left"/>
+      <w:pPr>
+        <w:ind w:left="2160" w:hanging="360"/>
+      </w:pPr>
+      <w:rPr>
+        <w:rFonts w:ascii="Wingdings" w:hAnsi="Wingdings" w:hint="default"/>
+      </w:rPr>
+    </w:lvl>
+    <w:lvl w:ilvl="3" w:tplc="04190001" w:tentative="1">
+      <w:start w:val="1"/>
+      <w:numFmt w:val="bullet"/>
+      <w:lvlText w:val=""/>
+      <w:lvlJc w:val="left"/>
+      <w:pPr>
+        <w:ind w:left="2880" w:hanging="360"/>
+      </w:pPr>
+      <w:rPr>
+        <w:rFonts w:ascii="Symbol" w:hAnsi="Symbol" w:hint="default"/>
+      </w:rPr>
+    </w:lvl>
+    <w:lvl w:ilvl="4" w:tplc="04190003" w:tentative="1">
+      <w:start w:val="1"/>
+      <w:numFmt w:val="bullet"/>
+      <w:lvlText w:val="o"/>
+      <w:lvlJc w:val="left"/>
+      <w:pPr>
+        <w:ind w:left="3600" w:hanging="360"/>
+      </w:pPr>
+      <w:rPr>
+        <w:rFonts w:ascii="Courier New" w:hAnsi="Courier New" w:cs="Courier New" w:hint="default"/>
+      </w:rPr>
+    </w:lvl>
+    <w:lvl w:ilvl="5" w:tplc="04190005" w:tentative="1">
+      <w:start w:val="1"/>
+      <w:numFmt w:val="bullet"/>
+      <w:lvlText w:val=""/>
+      <w:lvlJc w:val="left"/>
+      <w:pPr>
+        <w:ind w:left="4320" w:hanging="360"/>
+      </w:pPr>
+      <w:rPr>
+        <w:rFonts w:ascii="Wingdings" w:hAnsi="Wingdings" w:hint="default"/>
+      </w:rPr>
+    </w:lvl>
+    <w:lvl w:ilvl="6" w:tplc="04190001" w:tentative="1">
+      <w:start w:val="1"/>
+      <w:numFmt w:val="bullet"/>
+      <w:lvlText w:val=""/>
+      <w:lvlJc w:val="left"/>
+      <w:pPr>
+        <w:ind w:left="5040" w:hanging="360"/>
+      </w:pPr>
+      <w:rPr>
+        <w:rFonts w:ascii="Symbol" w:hAnsi="Symbol" w:hint="default"/>
+      </w:rPr>
+    </w:lvl>
+    <w:lvl w:ilvl="7" w:tplc="04190003" w:tentative="1">
+      <w:start w:val="1"/>
+      <w:numFmt w:val="bullet"/>
+      <w:lvlText w:val="o"/>
+      <w:lvlJc w:val="left"/>
+      <w:pPr>
+        <w:ind w:left="5760" w:hanging="360"/>
+      </w:pPr>
+      <w:rPr>
+        <w:rFonts w:ascii="Courier New" w:hAnsi="Courier New" w:cs="Courier New" w:hint="default"/>
+      </w:rPr>
+    </w:lvl>
+    <w:lvl w:ilvl="8" w:tplc="04190005" w:tentative="1">
+      <w:start w:val="1"/>
+      <w:numFmt w:val="bullet"/>
+      <w:lvlText w:val=""/>
+      <w:lvlJc w:val="left"/>
+      <w:pPr>
+        <w:ind w:left="6480" w:hanging="360"/>
+      </w:pPr>
+      <w:rPr>
+        <w:rFonts w:ascii="Wingdings" w:hAnsi="Wingdings" w:hint="default"/>
+      </w:rPr>
+    </w:lvl>
+  </w:abstractNum>
+  <w:abstractNum w:abstractNumId="35" w15:restartNumberingAfterBreak="0">
+    <w:nsid w:val="68084536"/>
+    <w:multiLevelType w:val="hybridMultilevel"/>
+    <w:tmpl w:val="F6A6F774"/>
+    <w:lvl w:ilvl="0" w:tplc="04190001">
+      <w:start w:val="1"/>
+      <w:numFmt w:val="bullet"/>
+      <w:lvlText w:val=""/>
+      <w:lvlJc w:val="left"/>
+      <w:pPr>
+        <w:ind w:left="1429" w:hanging="360"/>
+      </w:pPr>
+      <w:rPr>
+        <w:rFonts w:ascii="Symbol" w:hAnsi="Symbol" w:hint="default"/>
+      </w:rPr>
+    </w:lvl>
+    <w:lvl w:ilvl="1" w:tplc="04190003" w:tentative="1">
+      <w:start w:val="1"/>
+      <w:numFmt w:val="bullet"/>
+      <w:lvlText w:val="o"/>
+      <w:lvlJc w:val="left"/>
+      <w:pPr>
+        <w:ind w:left="2149" w:hanging="360"/>
+      </w:pPr>
+      <w:rPr>
+        <w:rFonts w:ascii="Courier New" w:hAnsi="Courier New" w:cs="Courier New" w:hint="default"/>
+      </w:rPr>
+    </w:lvl>
+    <w:lvl w:ilvl="2" w:tplc="04190005" w:tentative="1">
+      <w:start w:val="1"/>
+      <w:numFmt w:val="bullet"/>
+      <w:lvlText w:val=""/>
+      <w:lvlJc w:val="left"/>
+      <w:pPr>
+        <w:ind w:left="2869" w:hanging="360"/>
+      </w:pPr>
+      <w:rPr>
+        <w:rFonts w:ascii="Wingdings" w:hAnsi="Wingdings" w:hint="default"/>
+      </w:rPr>
+    </w:lvl>
+    <w:lvl w:ilvl="3" w:tplc="04190001" w:tentative="1">
+      <w:start w:val="1"/>
+      <w:numFmt w:val="bullet"/>
+      <w:lvlText w:val=""/>
+      <w:lvlJc w:val="left"/>
+      <w:pPr>
+        <w:ind w:left="3589" w:hanging="360"/>
+      </w:pPr>
+      <w:rPr>
+        <w:rFonts w:ascii="Symbol" w:hAnsi="Symbol" w:hint="default"/>
+      </w:rPr>
+    </w:lvl>
+    <w:lvl w:ilvl="4" w:tplc="04190003" w:tentative="1">
+      <w:start w:val="1"/>
+      <w:numFmt w:val="bullet"/>
+      <w:lvlText w:val="o"/>
+      <w:lvlJc w:val="left"/>
+      <w:pPr>
+        <w:ind w:left="4309" w:hanging="360"/>
+      </w:pPr>
+      <w:rPr>
+        <w:rFonts w:ascii="Courier New" w:hAnsi="Courier New" w:cs="Courier New" w:hint="default"/>
+      </w:rPr>
+    </w:lvl>
+    <w:lvl w:ilvl="5" w:tplc="04190005" w:tentative="1">
+      <w:start w:val="1"/>
+      <w:numFmt w:val="bullet"/>
+      <w:lvlText w:val=""/>
+      <w:lvlJc w:val="left"/>
+      <w:pPr>
+        <w:ind w:left="5029" w:hanging="360"/>
+      </w:pPr>
+      <w:rPr>
+        <w:rFonts w:ascii="Wingdings" w:hAnsi="Wingdings" w:hint="default"/>
+      </w:rPr>
+    </w:lvl>
+    <w:lvl w:ilvl="6" w:tplc="04190001" w:tentative="1">
+      <w:start w:val="1"/>
+      <w:numFmt w:val="bullet"/>
+      <w:lvlText w:val=""/>
+      <w:lvlJc w:val="left"/>
+      <w:pPr>
+        <w:ind w:left="5749" w:hanging="360"/>
+      </w:pPr>
+      <w:rPr>
+        <w:rFonts w:ascii="Symbol" w:hAnsi="Symbol" w:hint="default"/>
+      </w:rPr>
+    </w:lvl>
+    <w:lvl w:ilvl="7" w:tplc="04190003" w:tentative="1">
+      <w:start w:val="1"/>
+      <w:numFmt w:val="bullet"/>
+      <w:lvlText w:val="o"/>
+      <w:lvlJc w:val="left"/>
+      <w:pPr>
+        <w:ind w:left="6469" w:hanging="360"/>
+      </w:pPr>
+      <w:rPr>
+        <w:rFonts w:ascii="Courier New" w:hAnsi="Courier New" w:cs="Courier New" w:hint="default"/>
+      </w:rPr>
+    </w:lvl>
+    <w:lvl w:ilvl="8" w:tplc="04190005" w:tentative="1">
+      <w:start w:val="1"/>
+      <w:numFmt w:val="bullet"/>
+      <w:lvlText w:val=""/>
+      <w:lvlJc w:val="left"/>
+      <w:pPr>
+        <w:ind w:left="7189" w:hanging="360"/>
+      </w:pPr>
+      <w:rPr>
+        <w:rFonts w:ascii="Wingdings" w:hAnsi="Wingdings" w:hint="default"/>
+      </w:rPr>
+    </w:lvl>
+  </w:abstractNum>
+  <w:abstractNum w:abstractNumId="36" w15:restartNumberingAfterBreak="0">
     <w:nsid w:val="6BEE4713"/>
     <w:multiLevelType w:val="hybridMultilevel"/>
     <w:tmpl w:val="D728C29C"/>
@@ -5145,7 +6440,7 @@
       </w:rPr>
     </w:lvl>
   </w:abstractNum>
-  <w:abstractNum w:abstractNumId="25" w15:restartNumberingAfterBreak="0">
+  <w:abstractNum w:abstractNumId="37" w15:restartNumberingAfterBreak="0">
     <w:nsid w:val="6CB239AA"/>
     <w:multiLevelType w:val="hybridMultilevel"/>
     <w:tmpl w:val="FCC22CF2"/>
@@ -5231,7 +6526,7 @@
       </w:pPr>
     </w:lvl>
   </w:abstractNum>
-  <w:abstractNum w:abstractNumId="26" w15:restartNumberingAfterBreak="0">
+  <w:abstractNum w:abstractNumId="38" w15:restartNumberingAfterBreak="0">
     <w:nsid w:val="74B042CE"/>
     <w:multiLevelType w:val="hybridMultilevel"/>
     <w:tmpl w:val="45C6340C"/>
@@ -5344,7 +6639,7 @@
       </w:rPr>
     </w:lvl>
   </w:abstractNum>
-  <w:abstractNum w:abstractNumId="27" w15:restartNumberingAfterBreak="0">
+  <w:abstractNum w:abstractNumId="39" w15:restartNumberingAfterBreak="0">
     <w:nsid w:val="761A1D64"/>
     <w:multiLevelType w:val="hybridMultilevel"/>
     <w:tmpl w:val="75B66A40"/>
@@ -5430,7 +6725,7 @@
       </w:pPr>
     </w:lvl>
   </w:abstractNum>
-  <w:abstractNum w:abstractNumId="28" w15:restartNumberingAfterBreak="0">
+  <w:abstractNum w:abstractNumId="40" w15:restartNumberingAfterBreak="0">
     <w:nsid w:val="78F07271"/>
     <w:multiLevelType w:val="hybridMultilevel"/>
     <w:tmpl w:val="43E2C1BC"/>
@@ -5543,7 +6838,7 @@
       </w:rPr>
     </w:lvl>
   </w:abstractNum>
-  <w:abstractNum w:abstractNumId="29" w15:restartNumberingAfterBreak="0">
+  <w:abstractNum w:abstractNumId="41" w15:restartNumberingAfterBreak="0">
     <w:nsid w:val="7F5B2527"/>
     <w:multiLevelType w:val="hybridMultilevel"/>
     <w:tmpl w:val="0F163166"/>
@@ -5657,94 +6952,130 @@
     </w:lvl>
   </w:abstractNum>
   <w:num w:numId="1">
+    <w:abstractNumId w:val="16"/>
+  </w:num>
+  <w:num w:numId="2">
+    <w:abstractNumId w:val="37"/>
+  </w:num>
+  <w:num w:numId="3">
     <w:abstractNumId w:val="10"/>
   </w:num>
-  <w:num w:numId="2">
-    <w:abstractNumId w:val="25"/>
-  </w:num>
-  <w:num w:numId="3">
-    <w:abstractNumId w:val="7"/>
-  </w:num>
   <w:num w:numId="4">
-    <w:abstractNumId w:val="9"/>
+    <w:abstractNumId w:val="14"/>
   </w:num>
   <w:num w:numId="5">
+    <w:abstractNumId w:val="33"/>
+  </w:num>
+  <w:num w:numId="6">
     <w:abstractNumId w:val="23"/>
   </w:num>
-  <w:num w:numId="6">
-    <w:abstractNumId w:val="14"/>
-  </w:num>
   <w:num w:numId="7">
-    <w:abstractNumId w:val="18"/>
+    <w:abstractNumId w:val="27"/>
   </w:num>
   <w:num w:numId="8">
     <w:abstractNumId w:val="2"/>
   </w:num>
   <w:num w:numId="9">
-    <w:abstractNumId w:val="21"/>
+    <w:abstractNumId w:val="30"/>
   </w:num>
   <w:num w:numId="10">
-    <w:abstractNumId w:val="27"/>
+    <w:abstractNumId w:val="39"/>
   </w:num>
   <w:num w:numId="11">
-    <w:abstractNumId w:val="20"/>
+    <w:abstractNumId w:val="29"/>
   </w:num>
   <w:num w:numId="12">
-    <w:abstractNumId w:val="22"/>
+    <w:abstractNumId w:val="31"/>
   </w:num>
   <w:num w:numId="13">
-    <w:abstractNumId w:val="26"/>
+    <w:abstractNumId w:val="38"/>
   </w:num>
   <w:num w:numId="14">
     <w:abstractNumId w:val="5"/>
   </w:num>
   <w:num w:numId="15">
-    <w:abstractNumId w:val="12"/>
+    <w:abstractNumId w:val="18"/>
   </w:num>
   <w:num w:numId="16">
     <w:abstractNumId w:val="0"/>
   </w:num>
   <w:num w:numId="17">
-    <w:abstractNumId w:val="16"/>
+    <w:abstractNumId w:val="25"/>
   </w:num>
   <w:num w:numId="18">
-    <w:abstractNumId w:val="13"/>
+    <w:abstractNumId w:val="22"/>
   </w:num>
   <w:num w:numId="19">
-    <w:abstractNumId w:val="28"/>
+    <w:abstractNumId w:val="40"/>
   </w:num>
   <w:num w:numId="20">
-    <w:abstractNumId w:val="11"/>
+    <w:abstractNumId w:val="17"/>
   </w:num>
   <w:num w:numId="21">
-    <w:abstractNumId w:val="8"/>
+    <w:abstractNumId w:val="13"/>
   </w:num>
   <w:num w:numId="22">
     <w:abstractNumId w:val="1"/>
   </w:num>
   <w:num w:numId="23">
-    <w:abstractNumId w:val="17"/>
+    <w:abstractNumId w:val="26"/>
   </w:num>
   <w:num w:numId="24">
-    <w:abstractNumId w:val="29"/>
+    <w:abstractNumId w:val="41"/>
   </w:num>
   <w:num w:numId="25">
-    <w:abstractNumId w:val="19"/>
+    <w:abstractNumId w:val="28"/>
   </w:num>
   <w:num w:numId="26">
-    <w:abstractNumId w:val="15"/>
+    <w:abstractNumId w:val="24"/>
   </w:num>
   <w:num w:numId="27">
     <w:abstractNumId w:val="4"/>
   </w:num>
   <w:num w:numId="28">
-    <w:abstractNumId w:val="24"/>
+    <w:abstractNumId w:val="36"/>
   </w:num>
   <w:num w:numId="29">
     <w:abstractNumId w:val="3"/>
   </w:num>
   <w:num w:numId="30">
+    <w:abstractNumId w:val="8"/>
+  </w:num>
+  <w:num w:numId="31">
+    <w:abstractNumId w:val="21"/>
+  </w:num>
+  <w:num w:numId="32">
+    <w:abstractNumId w:val="12"/>
+  </w:num>
+  <w:num w:numId="33">
+    <w:abstractNumId w:val="9"/>
+  </w:num>
+  <w:num w:numId="34">
+    <w:abstractNumId w:val="11"/>
+  </w:num>
+  <w:num w:numId="35">
+    <w:abstractNumId w:val="34"/>
+  </w:num>
+  <w:num w:numId="36">
+    <w:abstractNumId w:val="35"/>
+  </w:num>
+  <w:num w:numId="37">
+    <w:abstractNumId w:val="15"/>
+  </w:num>
+  <w:num w:numId="38">
+    <w:abstractNumId w:val="32"/>
+  </w:num>
+  <w:num w:numId="39">
+    <w:abstractNumId w:val="7"/>
+  </w:num>
+  <w:num w:numId="40">
+    <w:abstractNumId w:val="19"/>
+  </w:num>
+  <w:num w:numId="41">
     <w:abstractNumId w:val="6"/>
+  </w:num>
+  <w:num w:numId="42">
+    <w:abstractNumId w:val="20"/>
   </w:num>
 </w:numbering>
 </file>
@@ -6200,10 +7531,31 @@
       <w:szCs w:val="26"/>
     </w:rPr>
   </w:style>
+  <w:style w:type="paragraph" w:styleId="3">
+    <w:name w:val="heading 3"/>
+    <w:basedOn w:val="a"/>
+    <w:next w:val="a"/>
+    <w:link w:val="30"/>
+    <w:uiPriority w:val="9"/>
+    <w:unhideWhenUsed/>
+    <w:qFormat/>
+    <w:rsid w:val="00621359"/>
+    <w:pPr>
+      <w:keepNext/>
+      <w:keepLines/>
+      <w:spacing w:before="40" w:after="0"/>
+      <w:outlineLvl w:val="2"/>
+    </w:pPr>
+    <w:rPr>
+      <w:rFonts w:eastAsiaTheme="majorEastAsia" w:cstheme="majorBidi"/>
+      <w:b/>
+      <w:sz w:val="32"/>
+      <w:szCs w:val="24"/>
+    </w:rPr>
+  </w:style>
   <w:style w:type="character" w:default="1" w:styleId="a0">
     <w:name w:val="Default Paragraph Font"/>
     <w:uiPriority w:val="1"/>
-    <w:semiHidden/>
     <w:unhideWhenUsed/>
   </w:style>
   <w:style w:type="table" w:default="1" w:styleId="a1">
@@ -6438,6 +7790,19 @@
       <w:sz w:val="24"/>
       <w:szCs w:val="24"/>
       <w:lang w:eastAsia="ru-RU"/>
+    </w:rPr>
+  </w:style>
+  <w:style w:type="character" w:customStyle="1" w:styleId="30">
+    <w:name w:val="Заголовок 3 Знак"/>
+    <w:basedOn w:val="a0"/>
+    <w:link w:val="3"/>
+    <w:uiPriority w:val="9"/>
+    <w:rsid w:val="00621359"/>
+    <w:rPr>
+      <w:rFonts w:ascii="Times New Roman" w:eastAsiaTheme="majorEastAsia" w:hAnsi="Times New Roman" w:cstheme="majorBidi"/>
+      <w:b/>
+      <w:sz w:val="32"/>
+      <w:szCs w:val="24"/>
     </w:rPr>
   </w:style>
 </w:styles>
